--- a/backend/output.docx
+++ b/backend/output.docx
@@ -761,10 +761,10 @@
         <w:rPr>
           <w:color w:val="1F1F1F"/>
         </w:rPr>
-        <w:t>The advent of the digital era has revolutionized financial transactions, shifting them from traditional cash-based payments to fully digitized transactions. A cashless economy, characterized by the complete digitization of financial exchanges, aims to replace physical cash with electronic transactions.</w:t>
-      </w:r>
-      <w:r>
-        <w:t/>
+        <w:t xml:space="preserve">In the digital era, financial transactions have undergone a significant transformation, shifting from traditional cash-based payments to fully digitized transactions. The concept of 100% digitized money transactions aims to create a cashless economy where all financial exchanges, from everyday purchases to large-scale business dealings, are conducted electronically. This transition is driven by advancements in digital banking, mobile payment platforms, blockchain technology, and government initiatives promoting financial inclusion. </w:t>
+      </w:r>
+      <w:r>
+        <w:t xml:space="preserve"/>
       </w:r>
     </w:p>
     <w:p>
@@ -776,10 +776,10 @@
         <w:rPr>
           <w:color w:val="1F1F1F"/>
         </w:rPr>
-        <w:t>The transition is driven by advancements in digital banking, mobile payment platforms, blockchain technology, and government initiatives promoting financial inclusion.</w:t>
-      </w:r>
-      <w:r>
-        <w:t/>
+        <w:t xml:space="preserve">The benefits of digitized transactions include enhanced security, transparency, speed, and convenience. By eliminating cash handling, digital transactions reduce risks associated with theft, counterfeiting, and corruption. Additionally, digital payment systems provide an efficient and cost-effective method for businesses and individuals to manage their finances. However, achieving 100% digitization requires overcoming challenges such as cybersecurity threats, infrastructure limitations, and ensuring accessibility for all socioeconomic groups. </w:t>
+      </w:r>
+      <w:r>
+        <w:t xml:space="preserve"/>
       </w:r>
     </w:p>
     <w:p>
@@ -791,10 +791,10 @@
         <w:rPr>
           <w:color w:val="1F1F1F"/>
         </w:rPr>
-        <w:t>The benefits of digitized transactions include enhanced security, increased transparency, speed, and convenience. Digital transactions eliminate the risks associated with theft, counterfeiting, and corruption, while providing an efficient and cost-effective method for businesses and individuals to manage their finances.</w:t>
-      </w:r>
-      <w:r>
-        <w:t/>
+        <w:t xml:space="preserve">This report explores the key aspects of digitized money transactions, including technological enablers, security considerations, global trends, and challenges in implementation. It also examines the impact on businesses, consumers, and financial institutions, highlighting the necessary steps to achieve a seamless and fully digital financial ecosystem. </w:t>
+      </w:r>
+      <w:r>
+        <w:t xml:space="preserve"/>
       </w:r>
     </w:p>
     <w:p>
@@ -827,7 +827,7 @@
         <w:ind w:left="0" w:right="287"/>
       </w:pPr>
       <w:r>
-        <w:t>However, the path to achieving 100% digitization is fraught with challenges, including cybersecurity threats, infrastructure limitations, and ensuring accessibility for all socioeconomic groups.</w:t>
+        <w:t xml:space="preserve">Digital transactions eliminate the need for physical cash handling, allowing instant and seamless payments. With online banking, mobile wallets, and UPI systems, individuals and businesses can conduct transactions anytime, anywhere, without relying on cash  </w:t>
       </w:r>
     </w:p>
     <w:p>
@@ -836,16 +836,16 @@
         <w:ind w:left="0" w:right="287"/>
       </w:pPr>
       <w:r>
-        <w:t>This report delves into the key aspects of digitized money transactions, including technological enablers, security considerations, global trends, and implementation challenges. It also examines the impact on businesses, consumers, and financial institutions, highlighting the necessary steps to achieve a seamless and fully digital financial ecosystem.</w:t>
+        <w:t>availability.</w:t>
       </w:r>
       <w:r>
         <w:rPr>
           <w:sz w:val="14"/>
         </w:rPr>
-        <w:t/>
-      </w:r>
-      <w:r>
-        <w:t/>
+        <w:t xml:space="preserve"/>
+      </w:r>
+      <w:r>
+        <w:t xml:space="preserve"/>
       </w:r>
     </w:p>
     <w:p>
@@ -879,7 +879,7 @@
         <w:ind w:left="0" w:right="287"/>
       </w:pPr>
       <w:r>
-        <w:t>Digital transactions eliminate the need for physical cash handling, allowing instant and seamless payments via online banking, mobile wallets, and UPI systems. This enables individuals and businesses to conduct transactions anytime, anywhere, independent of cash availability.</w:t>
+        <w:t xml:space="preserve">Electronic transactions create an automatic record, ensuring transparency and traceability. This helps governments and financial institutions track money flow, reducing illegal activities such as money laundering, tax evasion, and corruption.  </w:t>
       </w:r>
     </w:p>
     <w:p>
@@ -942,16 +942,16 @@
         <w:ind w:left="0" w:right="287"/>
       </w:pPr>
       <w:r>
-        <w:t>Electronic transactions create an automatic record, ensuring transparency and traceability. This helps governments and financial institutions track money flow, reducing illegal activities such as money laundering, tax evasion, and corruption.</w:t>
+        <w:t>A fully digitized financial system enables people from remote and rural areas to access banking services via mobile phones and internet-based platforms. This inclusion empowers small businesses, farmers, and daily wage earners to participate in the formal economy without needing physical bank branches.</w:t>
       </w:r>
       <w:r>
         <w:rPr>
           <w:sz w:val="14"/>
         </w:rPr>
-        <w:t/>
-      </w:r>
-      <w:r>
-        <w:t/>
+        <w:t xml:space="preserve"/>
+      </w:r>
+      <w:r>
+        <w:t xml:space="preserve"/>
       </w:r>
     </w:p>
     <w:p>
@@ -985,16 +985,16 @@
         <w:ind w:left="0" w:right="287"/>
       </w:pPr>
       <w:r>
-        <w:t>A fully digitized financial system facilitates access to banking services for remote and rural areas through mobile phones and internet-based platforms. This inclusion empowers small businesses, farmers, and daily wage earners to participate in the formal economy without needing physical bank branches.</w:t>
+        <w:t>Handling cash involves operational costs like printing currency, managing ATMs, and security expenses. Digital transactions lower these costs for banks, businesses, and consumers, leading to more efficient financial services.</w:t>
       </w:r>
       <w:r>
         <w:rPr>
           <w:sz w:val="14"/>
         </w:rPr>
-        <w:t/>
-      </w:r>
-      <w:r>
-        <w:t/>
+        <w:t xml:space="preserve"/>
+      </w:r>
+      <w:r>
+        <w:t xml:space="preserve"/>
       </w:r>
     </w:p>
     <w:p>
@@ -1038,23 +1038,23 @@
         <w:ind w:left="0" w:right="287"/>
       </w:pPr>
       <w:r>
-        <w:t>Cash handling involves operational costs such as printing currency, managing ATMs, and security expenses. Digital transactions lower these costs for banks, businesses, and consumers, leading to more efficient financial services.</w:t>
-      </w:r>
-      <w:r>
-        <w:rPr>
-          <w:b/>
-        </w:rPr>
-        <w:t/>
+        <w:t>A cashless economy accelerates economic growth by reducing transaction costs, improving tax collection, and increasing revenue for businesses. Governments can also implement better financial policies based on real-time transaction data, improving overall economic planning</w:t>
+      </w:r>
+      <w:r>
+        <w:rPr>
+          <w:b/>
+        </w:rPr>
+        <w:t>.</w:t>
       </w:r>
       <w:r>
         <w:rPr>
           <w:b/>
           <w:sz w:val="12"/>
         </w:rPr>
-        <w:t/>
-      </w:r>
-      <w:r>
-        <w:t/>
+        <w:t xml:space="preserve"/>
+      </w:r>
+      <w:r>
+        <w:t xml:space="preserve"/>
       </w:r>
     </w:p>
     <w:p>
@@ -1089,16 +1089,16 @@
         <w:ind w:left="0" w:right="287"/>
       </w:pPr>
       <w:r>
-        <w:t>A cashless economy accelerates economic growth by reducing transaction costs, improving tax collection, and increasing revenue for businesses. Governments can also implement better financial policies based on real-time transaction data, improving overall economic planning.</w:t>
+        <w:t>Digital payment systems facilitate smooth cross-border trade, e-commerce, and international transactions. Technologies like blockchain and fintech innovations provide secure and instant global money transfers without high transaction fees.</w:t>
       </w:r>
       <w:r>
         <w:rPr>
           <w:sz w:val="14"/>
         </w:rPr>
-        <w:t/>
-      </w:r>
-      <w:r>
-        <w:t/>
+        <w:t xml:space="preserve"/>
+      </w:r>
+      <w:r>
+        <w:t xml:space="preserve"/>
       </w:r>
     </w:p>
     <w:p>
@@ -1133,7 +1133,7 @@
         <w:ind w:left="0" w:right="287"/>
       </w:pPr>
       <w:r>
-        <w:t>Digital payment systems facilitate smooth cross-border trade, e-commerce, and international transactions. Technologies like blockchain and fintech innovations provide secure and instant global money transfers without high transaction fees.</w:t>
+        <w:t xml:space="preserve">Digital transactions help governments efficiently distribute subsidies, pensions, and welfare benefits directly to beneficiaries, eliminating middlemen and ensuring funds reach the intended recipients without leakage  </w:t>
       </w:r>
     </w:p>
     <w:p>
@@ -1203,7 +1203,7 @@
         <w:ind w:left="0" w:right="287"/>
       </w:pPr>
       <w:r>
-        <w:t>Digital transactions help governments efficiently distribute subsidies, pensions, and welfare benefits directly to beneficiaries, eliminating middlemen and ensuring funds reach the intended recipients without leakage.</w:t>
+        <w:t xml:space="preserve">In Figure 2.1 feedback collected from participants highlights their growing awareness of the benefits and significance of a fully digitized financial system. Many expressed a deeper understanding of how digital transactions enhance security, convenience, and economic efficiency. Participants also showed enthusiasm for adopting cashless payment methods in their daily lives and businesses. Their suggestions emphasized the need for more awareness programs, hands-on workshops, and real-world case studies to further improve digital literacy and ensure a smooth transition to a fully digital economy.  </w:t>
       </w:r>
     </w:p>
     <w:p>
@@ -1518,7 +1518,7 @@
         <w:ind w:left="0" w:right="287"/>
       </w:pPr>
       <w:r>
-        <w:t>Participants' feedback highlights their growing awareness of the benefits and significance of a fully digitized financial system. Many expressed a deeper understanding of how digital transactions enhance security, convenience, and economic efficiency, and enthusiasm for adopting cashless payment methods in their daily lives and businesses.</w:t>
+        <w:t xml:space="preserve">Facilitating digitized money transactions is a transformative step toward a more efficient, secure, and transparent financial ecosystem. By eliminating cash dependence, digital transactions enhance financial accessibility, reduce corruption, and promote economic growth. They also contribute to a more inclusive society by enabling seamless participation in the economy for individuals and businesses, regardless of their location.  </w:t>
       </w:r>
     </w:p>
     <w:p>
@@ -1526,7 +1526,7 @@
         <w:ind w:left="0" w:right="287"/>
       </w:pPr>
       <w:r>
-        <w:t>Facilitating digitized money transactions is a transformative step toward a more efficient, secure, and transparent financial ecosystem. By eliminating cash dependence, digital transactions enhance financial accessibility, reduce corruption, and promote economic growth, contributing to a more inclusive society.</w:t>
+        <w:t xml:space="preserve">However, achieving a fully digitized financial system requires addressing key challenges such as cybersecurity threats, infrastructure development, and digital literacy. Governments, financial institutions, and technology providers must work together to ensure secure, reliable, and user-friendly digital payment systems. Additionally, policies that encourage widespread adoption, especially in rural and underprivileged areas, are essential for a smooth transition.  </w:t>
       </w:r>
     </w:p>
     <w:p>
@@ -1534,7 +1534,7 @@
         <w:ind w:left="0" w:right="287"/>
       </w:pPr>
       <w:r>
-        <w:t>Achieving a fully digitized financial system requires addressing key challenges such as cybersecurity threats, infrastructure development, and digital literacy. Collaboration among governments, financial institutions, and technology providers is essential to ensure secure, reliable, and user-friendly digital payment systems.</w:t>
+        <w:t xml:space="preserve">With continuous advancements in fintech, blockchain, and artificial intelligence, the future of digital transactions looks promising. If implemented effectively, a 100% digitized economy can pave the way for a more sustainable, resilient, and globally connected financial landscape, benefiting individuals, businesses, and governments alike.  </w:t>
       </w:r>
     </w:p>
     <w:p>
@@ -1561,7 +1561,7 @@
         <w:ind w:left="0" w:right="287"/>
       </w:pPr>
       <w:r>
-        <w:t>With continuous advancements in fintech, blockchain, and artificial intelligence, the future of digital transactions looks promising. A 100% digitized economy can pave the way for a more sustainable, resilient, and globally connected financial landscape, benefiting individuals, businesses, and governments alike.</w:t>
+        <w:t xml:space="preserve">Visiting a small shop where digital transactions had just started provided a hands-on learning experience about the real-world implementation of cashless payments. Observing how the shopkeeper adapted to digital payment methods highlighted both the benefits and challenges of transitioning from cash-based transactions. It was insightful to see how digital payments improved efficiency and security while also identifying initial hurdles such as technical difficulties and the need for digital literacy.  </w:t>
       </w:r>
     </w:p>
     <w:p>
@@ -1569,7 +1569,7 @@
         <w:ind w:left="0" w:right="287"/>
       </w:pPr>
       <w:r>
-        <w:t>A hands-on learning experience observed in a small shop where digital transactions had just started provided valuable insights into the real-world implementation of cashless payments. The experience highlighted both the benefits and challenges of transitioning from cash-based transactions, enhancing communication and problem-solving skills.</w:t>
+        <w:t xml:space="preserve">Interacting with the shopkeeper enhanced communication skills, as we explained the advantages of digital transactions and addressed concerns about security and transaction fees. This experience also improved problem-solving abilities by discussing potential solutions to challenges like internet connectivity issues and customer hesitation in using digital payments.  </w:t>
       </w:r>
     </w:p>
     <w:p>
@@ -1652,7 +1652,7 @@
         <w:ind w:left="0" w:right="287"/>
       </w:pPr>
       <w:r>
-        <w:t>The experience in the small shop demonstrated the importance of digital literacy and problem-solving skills in implementing digital payments. It also underscores the need for addressing issues such as technical difficulties and customer hesitation in using digital payments</w:t>
+        <w:t xml:space="preserve">The Figure 5.1 shows a small shop owner learning digital payments and demonstrating how digital transaction works.  </w:t>
       </w:r>
     </w:p>
     <w:p>

--- a/backend/output.docx
+++ b/backend/output.docx
@@ -16,7 +16,7 @@
         <w:t xml:space="preserve">FACILITATING DIGITIZED MONEY </w:t>
       </w:r>
       <w:r>
-        <w:t xml:space="preserve"/>
+        <w:t xml:space="preserve"> </w:t>
       </w:r>
     </w:p>
     <w:p>
@@ -31,7 +31,7 @@
         <w:t>TRANSACTIONS</w:t>
       </w:r>
       <w:r>
-        <w:t xml:space="preserve"/>
+        <w:t xml:space="preserve"> </w:t>
       </w:r>
     </w:p>
     <w:p>
@@ -133,20 +133,20 @@
           <w:b/>
           <w:sz w:val="40"/>
         </w:rPr>
-        <w:t xml:space="preserve"/>
-      </w:r>
-      <w:r>
-        <w:t xml:space="preserve"/>
+        <w:t xml:space="preserve"> </w:t>
+      </w:r>
+      <w:r>
+        <w:t xml:space="preserve"> </w:t>
       </w:r>
       <w:r>
         <w:rPr>
           <w:b/>
           <w:sz w:val="40"/>
         </w:rPr>
-        <w:t xml:space="preserve"/>
-      </w:r>
-      <w:r>
-        <w:t xml:space="preserve"/>
+        <w:t xml:space="preserve"> </w:t>
+      </w:r>
+      <w:r>
+        <w:t xml:space="preserve"> </w:t>
       </w:r>
     </w:p>
     <w:p>
@@ -170,7 +170,7 @@
         <w:t xml:space="preserve">Submitted to </w:t>
       </w:r>
       <w:r>
-        <w:t xml:space="preserve"/>
+        <w:t xml:space="preserve"> </w:t>
       </w:r>
     </w:p>
     <w:p>
@@ -183,10 +183,10 @@
         <w:rPr>
           <w:sz w:val="28"/>
         </w:rPr>
-        <w:t xml:space="preserve"/>
-      </w:r>
-      <w:r>
-        <w:t xml:space="preserve"/>
+        <w:t xml:space="preserve"> </w:t>
+      </w:r>
+      <w:r>
+        <w:t xml:space="preserve"> </w:t>
       </w:r>
     </w:p>
     <w:p>
@@ -208,7 +208,7 @@
           <w:b/>
           <w:sz w:val="36"/>
         </w:rPr>
-        <w:t xml:space="preserve"/>
+        <w:t xml:space="preserve"> </w:t>
       </w:r>
     </w:p>
     <w:p>
@@ -226,7 +226,7 @@
         <w:t xml:space="preserve">                  BELAGAVI – 590018 </w:t>
       </w:r>
       <w:r>
-        <w:t xml:space="preserve"/>
+        <w:t xml:space="preserve"> </w:t>
       </w:r>
     </w:p>
     <w:p>
@@ -242,7 +242,7 @@
         <w:t xml:space="preserve">                                        By</w:t>
       </w:r>
       <w:r>
-        <w:t xml:space="preserve"/>
+        <w:t xml:space="preserve">  </w:t>
       </w:r>
     </w:p>
     <w:p>
@@ -277,7 +277,7 @@
         <w:t>USN:4SU23CS072</w:t>
       </w:r>
       <w:r>
-        <w:t xml:space="preserve"/>
+        <w:t xml:space="preserve"> </w:t>
       </w:r>
     </w:p>
     <w:p>
@@ -291,10 +291,10 @@
           <w:b/>
           <w:sz w:val="28"/>
         </w:rPr>
-        <w:t xml:space="preserve"/>
-      </w:r>
-      <w:r>
-        <w:t xml:space="preserve"/>
+        <w:t xml:space="preserve"> </w:t>
+      </w:r>
+      <w:r>
+        <w:t xml:space="preserve"> </w:t>
       </w:r>
     </w:p>
     <w:p>
@@ -313,7 +313,7 @@
         <w:jc w:val="center"/>
       </w:pPr>
       <w:r>
-        <w:t xml:space="preserve"/>
+        <w:t xml:space="preserve">  </w:t>
       </w:r>
     </w:p>
     <w:p>
@@ -335,6 +335,7 @@
         </w:rPr>
         <w:t xml:space="preserve">Dr. </w:t>
       </w:r>
+      <w:proofErr w:type="spellStart"/>
       <w:r>
         <w:rPr>
           <w:b/>
@@ -343,6 +344,7 @@
         </w:rPr>
         <w:t>Thyagaraju</w:t>
       </w:r>
+      <w:proofErr w:type="spellEnd"/>
       <w:r>
         <w:rPr>
           <w:b/>
@@ -351,8 +353,6 @@
         </w:rPr>
         <w:t xml:space="preserve"> G S              </w:t>
       </w:r>
-      <w:proofErr w:type="spellStart"/>
-      <w:proofErr w:type="spellEnd"/>
     </w:p>
     <w:p>
       <w:pPr>
@@ -361,7 +361,7 @@
         <w:jc w:val="left"/>
       </w:pPr>
       <w:r>
-        <w:t xml:space="preserve"/>
+        <w:t xml:space="preserve">                                            </w:t>
       </w:r>
       <w:r>
         <w:t xml:space="preserve">Professor and Head of Department       </w:t>
@@ -370,10 +370,10 @@
         <w:rPr>
           <w:sz w:val="26"/>
         </w:rPr>
-        <w:t xml:space="preserve"/>
-      </w:r>
-      <w:r>
-        <w:t xml:space="preserve"/>
+        <w:t xml:space="preserve"> </w:t>
+      </w:r>
+      <w:r>
+        <w:t xml:space="preserve"> </w:t>
       </w:r>
     </w:p>
     <w:p>
@@ -394,10 +394,10 @@
         <w:rPr>
           <w:sz w:val="28"/>
         </w:rPr>
-        <w:t xml:space="preserve"/>
-      </w:r>
-      <w:r>
-        <w:t xml:space="preserve"/>
+        <w:t xml:space="preserve"> </w:t>
+      </w:r>
+      <w:r>
+        <w:t xml:space="preserve"> </w:t>
       </w:r>
     </w:p>
     <w:p>
@@ -407,7 +407,7 @@
         <w:jc w:val="center"/>
       </w:pPr>
       <w:r>
-        <w:t xml:space="preserve"/>
+        <w:t xml:space="preserve">  </w:t>
       </w:r>
     </w:p>
     <w:p>
@@ -417,7 +417,7 @@
         <w:jc w:val="center"/>
       </w:pPr>
       <w:r>
-        <w:t xml:space="preserve"/>
+        <w:t xml:space="preserve">  </w:t>
       </w:r>
     </w:p>
     <w:p>
@@ -437,10 +437,10 @@
           <w:color w:val="0F4761"/>
           <w:sz w:val="40"/>
         </w:rPr>
-        <w:t xml:space="preserve"/>
-      </w:r>
-      <w:r>
-        <w:t xml:space="preserve"/>
+        <w:t xml:space="preserve"> </w:t>
+      </w:r>
+      <w:r>
+        <w:t xml:space="preserve"> </w:t>
       </w:r>
     </w:p>
     <w:p>
@@ -455,10 +455,10 @@
           <w:color w:val="0F4761"/>
           <w:sz w:val="40"/>
         </w:rPr>
-        <w:t xml:space="preserve"/>
-      </w:r>
-      <w:r>
-        <w:t xml:space="preserve"/>
+        <w:t xml:space="preserve"> </w:t>
+      </w:r>
+      <w:r>
+        <w:t xml:space="preserve"> </w:t>
       </w:r>
     </w:p>
     <w:p>
@@ -560,10 +560,10 @@
           <w:b/>
           <w:sz w:val="40"/>
         </w:rPr>
-        <w:t xml:space="preserve"/>
-      </w:r>
-      <w:r>
-        <w:t xml:space="preserve"/>
+        <w:t xml:space="preserve"> </w:t>
+      </w:r>
+      <w:r>
+        <w:t xml:space="preserve"> </w:t>
       </w:r>
     </w:p>
     <w:p>
@@ -573,7 +573,7 @@
         <w:jc w:val="center"/>
       </w:pPr>
       <w:r>
-        <w:t xml:space="preserve"/>
+        <w:t xml:space="preserve">  </w:t>
       </w:r>
     </w:p>
     <w:p>
@@ -583,7 +583,7 @@
         <w:jc w:val="center"/>
       </w:pPr>
       <w:r>
-        <w:t xml:space="preserve"/>
+        <w:t xml:space="preserve">  </w:t>
       </w:r>
     </w:p>
     <w:p>
@@ -600,7 +600,7 @@
         <w:t xml:space="preserve">Department of Computer Science and Engineering </w:t>
       </w:r>
       <w:r>
-        <w:t xml:space="preserve"/>
+        <w:t xml:space="preserve"> </w:t>
       </w:r>
     </w:p>
     <w:p>
@@ -614,10 +614,10 @@
           <w:b/>
           <w:sz w:val="36"/>
         </w:rPr>
-        <w:t xml:space="preserve"/>
-      </w:r>
-      <w:r>
-        <w:t xml:space="preserve"/>
+        <w:t xml:space="preserve"> </w:t>
+      </w:r>
+      <w:r>
+        <w:t xml:space="preserve"> </w:t>
       </w:r>
     </w:p>
     <w:p>
@@ -633,7 +633,7 @@
         <w:t xml:space="preserve">SDM INSTITUTE OF TECHNOLOGY </w:t>
       </w:r>
       <w:r>
-        <w:t xml:space="preserve"/>
+        <w:t xml:space="preserve"> </w:t>
       </w:r>
     </w:p>
     <w:p>
@@ -657,17 +657,17 @@
         <w:rPr>
           <w:b w:val="0"/>
         </w:rPr>
-        <w:t xml:space="preserve"/>
+        <w:t xml:space="preserve">   </w:t>
       </w:r>
       <w:r>
         <w:rPr>
           <w:b w:val="0"/>
         </w:rPr>
         <w:tab/>
-        <w:t xml:space="preserve"/>
-      </w:r>
-      <w:r>
-        <w:t xml:space="preserve"/>
+        <w:t xml:space="preserve"> </w:t>
+      </w:r>
+      <w:r>
+        <w:t xml:space="preserve"> </w:t>
       </w:r>
     </w:p>
     <w:p>
@@ -676,1571 +676,7 @@
         <w:ind w:left="-10" w:right="4645" w:firstLine="3601"/>
       </w:pPr>
       <w:r>
-        <w:t xml:space="preserve"/>
-      </w:r>
-    </w:p>
-    <w:p>
-      <w:pPr>
-        <w:spacing w:after="0" w:line="259" w:lineRule="auto"/>
-        <w:ind w:left="0" w:right="0" w:firstLine="0"/>
-        <w:jc w:val="left"/>
-        <w:sectPr>
-          <w:footerReference w:type="even" r:id="rId10"/>
-          <w:footerReference w:type="default" r:id="rId11"/>
-          <w:footerReference w:type="first" r:id="rId12"/>
-          <w:pgSz w:w="11906" w:h="16838"/>
-          <w:pgMar w:top="780" w:right="960" w:bottom="901" w:left="1800" w:header="720" w:footer="720" w:gutter="0"/>
-          <w:cols w:space="720"/>
-        </w:sectPr>
-      </w:pPr>
-    </w:p>
-    <w:p>
-      <w:pPr>
-        <w:pStyle w:val="Heading2"/>
-        <w:ind w:left="10" w:right="269"/>
-      </w:pPr>
-      <w:r>
-        <w:lastRenderedPageBreak/>
-        <w:t xml:space="preserve">Facilitating Digitized Money Transactions  </w:t>
-      </w:r>
-    </w:p>
-    <w:p>
-      <w:pPr>
-        <w:spacing w:after="336" w:line="259" w:lineRule="auto"/>
-        <w:ind w:left="0" w:right="87" w:firstLine="0"/>
-        <w:jc w:val="center"/>
-      </w:pPr>
-      <w:r>
-        <w:rPr>
-          <w:b/>
-        </w:rPr>
-        <w:t xml:space="preserve"/>
-      </w:r>
-      <w:r>
-        <w:t xml:space="preserve"/>
-      </w:r>
-    </w:p>
-    <w:p>
-      <w:pPr>
-        <w:pStyle w:val="Heading3"/>
-        <w:spacing w:after="0"/>
-        <w:ind w:left="0" w:right="0"/>
-      </w:pPr>
-      <w:r>
-        <w:rPr>
-          <w:sz w:val="32"/>
-        </w:rPr>
-        <w:t>1.</w:t>
-      </w:r>
-      <w:r>
-        <w:rPr>
-          <w:rFonts w:ascii="Arial" w:eastAsia="Arial" w:hAnsi="Arial" w:cs="Arial"/>
-          <w:sz w:val="32"/>
-        </w:rPr>
-        <w:t xml:space="preserve"/>
-      </w:r>
-      <w:r>
-        <w:t>Introduction</w:t>
-      </w:r>
-      <w:r>
-        <w:rPr>
-          <w:sz w:val="32"/>
-        </w:rPr>
-        <w:t xml:space="preserve"/>
-      </w:r>
-      <w:r>
-        <w:t xml:space="preserve"/>
-      </w:r>
-    </w:p>
-    <w:p>
-      <w:pPr>
-        <w:spacing w:after="1" w:line="354" w:lineRule="auto"/>
-        <w:ind w:right="245" w:hanging="20"/>
-      </w:pPr>
-      <w:r>
-        <w:rPr>
-          <w:color w:val="1F1F1F"/>
-        </w:rPr>
-        <w:t xml:space="preserve">In the digital era, financial transactions have undergone a significant transformation, shifting from traditional cash-based payments to fully digitized transactions. The concept of 100% digitized money transactions aims to create a cashless economy where all financial exchanges, from everyday purchases to large-scale business dealings, are conducted electronically. This transition is driven by advancements in digital banking, mobile payment platforms, blockchain technology, and government initiatives promoting financial inclusion. </w:t>
-      </w:r>
-      <w:r>
-        <w:t xml:space="preserve"/>
-      </w:r>
-    </w:p>
-    <w:p>
-      <w:pPr>
-        <w:spacing w:after="1" w:line="354" w:lineRule="auto"/>
-        <w:ind w:right="245" w:hanging="20"/>
-      </w:pPr>
-      <w:r>
-        <w:rPr>
-          <w:color w:val="1F1F1F"/>
-        </w:rPr>
-        <w:t xml:space="preserve">The benefits of digitized transactions include enhanced security, transparency, speed, and convenience. By eliminating cash handling, digital transactions reduce risks associated with theft, counterfeiting, and corruption. Additionally, digital payment systems provide an efficient and cost-effective method for businesses and individuals to manage their finances. However, achieving 100% digitization requires overcoming challenges such as cybersecurity threats, infrastructure limitations, and ensuring accessibility for all socioeconomic groups. </w:t>
-      </w:r>
-      <w:r>
-        <w:t xml:space="preserve"/>
-      </w:r>
-    </w:p>
-    <w:p>
-      <w:pPr>
-        <w:spacing w:after="1" w:line="354" w:lineRule="auto"/>
-        <w:ind w:right="245" w:hanging="20"/>
-      </w:pPr>
-      <w:r>
-        <w:rPr>
-          <w:color w:val="1F1F1F"/>
-        </w:rPr>
-        <w:t xml:space="preserve">This report explores the key aspects of digitized money transactions, including technological enablers, security considerations, global trends, and challenges in implementation. It also examines the impact on businesses, consumers, and financial institutions, highlighting the necessary steps to achieve a seamless and fully digital financial ecosystem. </w:t>
-      </w:r>
-      <w:r>
-        <w:t xml:space="preserve"/>
-      </w:r>
-    </w:p>
-    <w:p>
-      <w:pPr>
-        <w:spacing w:after="112" w:line="259" w:lineRule="auto"/>
-        <w:ind w:left="19" w:right="0" w:firstLine="0"/>
-        <w:jc w:val="left"/>
-      </w:pPr>
-      <w:r>
-        <w:rPr>
-          <w:color w:val="1F1F1F"/>
-        </w:rPr>
-        <w:t xml:space="preserve"/>
-      </w:r>
-      <w:r>
-        <w:t xml:space="preserve"/>
-      </w:r>
-    </w:p>
-    <w:p>
-      <w:pPr>
-        <w:pStyle w:val="Heading4"/>
-        <w:ind w:left="0"/>
-      </w:pPr>
-      <w:r>
-        <w:t xml:space="preserve">Importance of Facilitating Digitized Money Transactions 1. Increased Convenience and Speed  </w:t>
-      </w:r>
-    </w:p>
-    <w:p>
-      <w:pPr>
-        <w:ind w:left="0" w:right="287"/>
-      </w:pPr>
-      <w:r>
-        <w:t xml:space="preserve">Digital transactions eliminate the need for physical cash handling, allowing instant and seamless payments. With online banking, mobile wallets, and UPI systems, individuals and businesses can conduct transactions anytime, anywhere, without relying on cash  </w:t>
-      </w:r>
-    </w:p>
-    <w:p>
-      <w:pPr>
-        <w:spacing w:after="28" w:line="259" w:lineRule="auto"/>
-        <w:ind w:left="0" w:right="287"/>
-      </w:pPr>
-      <w:r>
-        <w:t>availability.</w:t>
-      </w:r>
-      <w:r>
-        <w:rPr>
-          <w:sz w:val="14"/>
-        </w:rPr>
-        <w:t xml:space="preserve"/>
-      </w:r>
-      <w:r>
-        <w:t xml:space="preserve"/>
-      </w:r>
-    </w:p>
-    <w:p>
-      <w:pPr>
-        <w:spacing w:after="164" w:line="259" w:lineRule="auto"/>
-        <w:ind w:left="19" w:right="0" w:firstLine="0"/>
-        <w:jc w:val="left"/>
-      </w:pPr>
-      <w:r>
-        <w:rPr>
-          <w:sz w:val="14"/>
-        </w:rPr>
-        <w:t xml:space="preserve"/>
-      </w:r>
-      <w:r>
-        <w:t xml:space="preserve"/>
-      </w:r>
-    </w:p>
-    <w:p>
-      <w:pPr>
-        <w:pStyle w:val="Heading4"/>
-        <w:ind w:left="0"/>
-      </w:pPr>
-      <w:r>
-        <w:t xml:space="preserve">2. Transparency and Reduced Corruption  </w:t>
-      </w:r>
-    </w:p>
-    <w:p>
-      <w:pPr>
-        <w:spacing w:after="32"/>
-        <w:ind w:left="0" w:right="287"/>
-      </w:pPr>
-      <w:r>
-        <w:t xml:space="preserve">Electronic transactions create an automatic record, ensuring transparency and traceability. This helps governments and financial institutions track money flow, reducing illegal activities such as money laundering, tax evasion, and corruption.  </w:t>
-      </w:r>
-    </w:p>
-    <w:p>
-      <w:pPr>
-        <w:spacing w:after="0" w:line="259" w:lineRule="auto"/>
-        <w:ind w:left="19" w:right="0" w:firstLine="0"/>
-        <w:jc w:val="left"/>
-      </w:pPr>
-      <w:r>
-        <w:rPr>
-          <w:b/>
-          <w:sz w:val="36"/>
-        </w:rPr>
-        <w:t xml:space="preserve"/>
-      </w:r>
-      <w:r>
-        <w:t xml:space="preserve"/>
-      </w:r>
-    </w:p>
-    <w:p>
-      <w:pPr>
-        <w:pStyle w:val="Heading4"/>
-        <w:spacing w:after="10"/>
-        <w:ind w:left="0"/>
-      </w:pPr>
-      <w:r>
-        <w:lastRenderedPageBreak/>
-        <w:t>3. Financial Inclusion</w:t>
-      </w:r>
-      <w:r>
-        <w:rPr>
-          <w:sz w:val="2"/>
-        </w:rPr>
-        <w:t xml:space="preserve"/>
-      </w:r>
-      <w:r>
-        <w:t xml:space="preserve"/>
-      </w:r>
-    </w:p>
-    <w:p>
-      <w:pPr>
-        <w:spacing w:after="217" w:line="259" w:lineRule="auto"/>
-        <w:ind w:left="19" w:right="0" w:firstLine="0"/>
-        <w:jc w:val="left"/>
-      </w:pPr>
-      <w:r>
-        <w:rPr>
-          <w:b/>
-          <w:sz w:val="2"/>
-        </w:rPr>
-        <w:t xml:space="preserve"/>
-      </w:r>
-      <w:r>
-        <w:t xml:space="preserve"/>
-      </w:r>
-    </w:p>
-    <w:p>
-      <w:pPr>
-        <w:spacing w:after="29"/>
-        <w:ind w:left="0" w:right="287"/>
-      </w:pPr>
-      <w:r>
-        <w:t>A fully digitized financial system enables people from remote and rural areas to access banking services via mobile phones and internet-based platforms. This inclusion empowers small businesses, farmers, and daily wage earners to participate in the formal economy without needing physical bank branches.</w:t>
-      </w:r>
-      <w:r>
-        <w:rPr>
-          <w:sz w:val="14"/>
-        </w:rPr>
-        <w:t xml:space="preserve"/>
-      </w:r>
-      <w:r>
-        <w:t xml:space="preserve"/>
-      </w:r>
-    </w:p>
-    <w:p>
-      <w:pPr>
-        <w:spacing w:after="164" w:line="259" w:lineRule="auto"/>
-        <w:ind w:left="19" w:right="0" w:firstLine="0"/>
-        <w:jc w:val="left"/>
-      </w:pPr>
-      <w:r>
-        <w:rPr>
-          <w:sz w:val="14"/>
-        </w:rPr>
-        <w:t xml:space="preserve"/>
-      </w:r>
-      <w:r>
-        <w:t xml:space="preserve"/>
-      </w:r>
-    </w:p>
-    <w:p>
-      <w:pPr>
-        <w:pStyle w:val="Heading4"/>
-        <w:ind w:left="0"/>
-      </w:pPr>
-      <w:r>
-        <w:t xml:space="preserve">4. Cost Reduction for Businesses and Banks  </w:t>
-      </w:r>
-    </w:p>
-    <w:p>
-      <w:pPr>
-        <w:spacing w:after="29"/>
-        <w:ind w:left="0" w:right="287"/>
-      </w:pPr>
-      <w:r>
-        <w:t>Handling cash involves operational costs like printing currency, managing ATMs, and security expenses. Digital transactions lower these costs for banks, businesses, and consumers, leading to more efficient financial services.</w:t>
-      </w:r>
-      <w:r>
-        <w:rPr>
-          <w:sz w:val="14"/>
-        </w:rPr>
-        <w:t xml:space="preserve"/>
-      </w:r>
-      <w:r>
-        <w:t xml:space="preserve"/>
-      </w:r>
-    </w:p>
-    <w:p>
-      <w:pPr>
-        <w:spacing w:after="325" w:line="259" w:lineRule="auto"/>
-        <w:ind w:left="19" w:right="0" w:firstLine="0"/>
-        <w:jc w:val="left"/>
-      </w:pPr>
-      <w:r>
-        <w:rPr>
-          <w:sz w:val="14"/>
-        </w:rPr>
-        <w:t xml:space="preserve"/>
-      </w:r>
-      <w:r>
-        <w:t xml:space="preserve"/>
-      </w:r>
-    </w:p>
-    <w:p>
-      <w:pPr>
-        <w:pStyle w:val="Heading4"/>
-        <w:spacing w:after="1"/>
-        <w:ind w:left="0"/>
-      </w:pPr>
-      <w:r>
-        <w:t>5. Economic Growth and Efficiency</w:t>
-      </w:r>
-      <w:r>
-        <w:rPr>
-          <w:sz w:val="36"/>
-        </w:rPr>
-        <w:t xml:space="preserve"/>
-      </w:r>
-      <w:r>
-        <w:t xml:space="preserve"/>
-      </w:r>
-    </w:p>
-    <w:p>
-      <w:pPr>
-        <w:spacing w:after="32"/>
-        <w:ind w:left="0" w:right="287"/>
-      </w:pPr>
-      <w:r>
-        <w:t>A cashless economy accelerates economic growth by reducing transaction costs, improving tax collection, and increasing revenue for businesses. Governments can also implement better financial policies based on real-time transaction data, improving overall economic planning</w:t>
-      </w:r>
-      <w:r>
-        <w:rPr>
-          <w:b/>
-        </w:rPr>
-        <w:t>.</w:t>
-      </w:r>
-      <w:r>
-        <w:rPr>
-          <w:b/>
-          <w:sz w:val="12"/>
-        </w:rPr>
-        <w:t xml:space="preserve"/>
-      </w:r>
-      <w:r>
-        <w:t xml:space="preserve"/>
-      </w:r>
-    </w:p>
-    <w:p>
-      <w:pPr>
-        <w:spacing w:after="174" w:line="259" w:lineRule="auto"/>
-        <w:ind w:left="19" w:right="0" w:firstLine="0"/>
-        <w:jc w:val="left"/>
-      </w:pPr>
-      <w:r>
-        <w:rPr>
-          <w:b/>
-          <w:sz w:val="12"/>
-        </w:rPr>
-        <w:t xml:space="preserve"/>
-      </w:r>
-      <w:r>
-        <w:t xml:space="preserve"/>
-      </w:r>
-    </w:p>
-    <w:p>
-      <w:pPr>
-        <w:pStyle w:val="Heading4"/>
-        <w:ind w:left="0"/>
-      </w:pPr>
-      <w:r>
-        <w:t xml:space="preserve">6. Global Integration and Cross-Border Transactions  </w:t>
-      </w:r>
-    </w:p>
-    <w:p>
-      <w:pPr>
-        <w:spacing w:after="30"/>
-        <w:ind w:left="0" w:right="287"/>
-      </w:pPr>
-      <w:r>
-        <w:t>Digital payment systems facilitate smooth cross-border trade, e-commerce, and international transactions. Technologies like blockchain and fintech innovations provide secure and instant global money transfers without high transaction fees.</w:t>
-      </w:r>
-      <w:r>
-        <w:rPr>
-          <w:sz w:val="14"/>
-        </w:rPr>
-        <w:t xml:space="preserve"/>
-      </w:r>
-      <w:r>
-        <w:t xml:space="preserve"/>
-      </w:r>
-    </w:p>
-    <w:p>
-      <w:pPr>
-        <w:spacing w:after="168" w:line="259" w:lineRule="auto"/>
-        <w:ind w:left="19" w:right="0" w:firstLine="0"/>
-        <w:jc w:val="left"/>
-      </w:pPr>
-      <w:r>
-        <w:rPr>
-          <w:b/>
-          <w:sz w:val="14"/>
-        </w:rPr>
-        <w:t xml:space="preserve"/>
-      </w:r>
-      <w:r>
-        <w:t xml:space="preserve"/>
-      </w:r>
-    </w:p>
-    <w:p>
-      <w:pPr>
-        <w:pStyle w:val="Heading4"/>
-        <w:ind w:left="0"/>
-      </w:pPr>
-      <w:r>
-        <w:t xml:space="preserve">7. Government Efficiency and Digital Governance  </w:t>
-      </w:r>
-    </w:p>
-    <w:p>
-      <w:pPr>
-        <w:spacing w:after="232"/>
-        <w:ind w:left="0" w:right="287"/>
-      </w:pPr>
-      <w:r>
-        <w:t xml:space="preserve">Digital transactions help governments efficiently distribute subsidies, pensions, and welfare benefits directly to beneficiaries, eliminating middlemen and ensuring funds reach the intended recipients without leakage  </w:t>
-      </w:r>
-    </w:p>
-    <w:p>
-      <w:pPr>
-        <w:spacing w:after="166" w:line="259" w:lineRule="auto"/>
-        <w:ind w:left="19" w:right="0" w:firstLine="0"/>
-        <w:jc w:val="left"/>
-      </w:pPr>
-      <w:r>
-        <w:rPr>
-          <w:b/>
-          <w:sz w:val="36"/>
-        </w:rPr>
-        <w:t xml:space="preserve"/>
-      </w:r>
-    </w:p>
-    <w:p>
-      <w:pPr>
-        <w:spacing w:after="164" w:line="259" w:lineRule="auto"/>
-        <w:ind w:left="19" w:right="0" w:firstLine="0"/>
-        <w:jc w:val="left"/>
-      </w:pPr>
-      <w:r>
-        <w:rPr>
-          <w:b/>
-          <w:sz w:val="36"/>
-        </w:rPr>
-        <w:t xml:space="preserve"/>
-      </w:r>
-    </w:p>
-    <w:p>
-      <w:pPr>
-        <w:spacing w:after="51" w:line="259" w:lineRule="auto"/>
-        <w:ind w:left="19" w:right="0" w:firstLine="0"/>
-        <w:jc w:val="left"/>
-      </w:pPr>
-      <w:r>
-        <w:rPr>
-          <w:b/>
-          <w:sz w:val="36"/>
-        </w:rPr>
-        <w:t xml:space="preserve"/>
-      </w:r>
-    </w:p>
-    <w:p>
-      <w:pPr>
-        <w:spacing w:after="0" w:line="259" w:lineRule="auto"/>
-        <w:ind w:left="19" w:right="0" w:firstLine="0"/>
-        <w:jc w:val="left"/>
-      </w:pPr>
-      <w:r>
-        <w:t xml:space="preserve"/>
-      </w:r>
-    </w:p>
-    <w:p>
-      <w:pPr>
-        <w:pStyle w:val="Heading3"/>
-        <w:ind w:left="0" w:right="0"/>
-      </w:pPr>
-      <w:r>
-        <w:lastRenderedPageBreak/>
-        <w:t xml:space="preserve">2. Feedback  </w:t>
-      </w:r>
-    </w:p>
-    <w:p>
-      <w:pPr>
-        <w:ind w:left="0" w:right="287"/>
-      </w:pPr>
-      <w:r>
-        <w:t xml:space="preserve">In Figure 2.1 feedback collected from participants highlights their growing awareness of the benefits and significance of a fully digitized financial system. Many expressed a deeper understanding of how digital transactions enhance security, convenience, and economic efficiency. Participants also showed enthusiasm for adopting cashless payment methods in their daily lives and businesses. Their suggestions emphasized the need for more awareness programs, hands-on workshops, and real-world case studies to further improve digital literacy and ensure a smooth transition to a fully digital economy.  </w:t>
-      </w:r>
-    </w:p>
-    <w:p>
-      <w:pPr>
-        <w:spacing w:after="152" w:line="259" w:lineRule="auto"/>
-        <w:ind w:left="19" w:right="0" w:firstLine="0"/>
-        <w:jc w:val="left"/>
-      </w:pPr>
-      <w:r>
-        <w:t xml:space="preserve"/>
-      </w:r>
-    </w:p>
-    <w:p>
-      <w:pPr>
-        <w:spacing w:after="0" w:line="259" w:lineRule="auto"/>
-        <w:ind w:left="0" w:right="50" w:firstLine="0"/>
-        <w:jc w:val="right"/>
-      </w:pPr>
-      <w:r>
-        <w:rPr>
-          <w:noProof/>
-        </w:rPr>
-        <w:drawing>
-          <wp:inline distT="0" distB="0" distL="0" distR="0" wp14:anchorId="3AB31D13" wp14:editId="046F44F6">
-            <wp:extent cx="5486400" cy="3249295"/>
-            <wp:effectExtent l="0" t="0" r="0" b="0"/>
-            <wp:docPr id="474" name="Picture 474"/>
-            <wp:cNvGraphicFramePr/>
-            <a:graphic xmlns:a="http://schemas.openxmlformats.org/drawingml/2006/main">
-              <a:graphicData uri="http://schemas.openxmlformats.org/drawingml/2006/picture">
-                <pic:pic xmlns:pic="http://schemas.openxmlformats.org/drawingml/2006/picture">
-                  <pic:nvPicPr>
-                    <pic:cNvPr id="474" name="Picture 474"/>
-                    <pic:cNvPicPr/>
-                  </pic:nvPicPr>
-                  <pic:blipFill>
-                    <a:blip r:embed="rId13"/>
-                    <a:stretch>
-                      <a:fillRect/>
-                    </a:stretch>
-                  </pic:blipFill>
-                  <pic:spPr>
-                    <a:xfrm>
-                      <a:off x="0" y="0"/>
-                      <a:ext cx="5486400" cy="3249295"/>
-                    </a:xfrm>
-                    <a:prstGeom prst="rect">
-                      <a:avLst/>
-                    </a:prstGeom>
-                  </pic:spPr>
-                </pic:pic>
-              </a:graphicData>
-            </a:graphic>
-          </wp:inline>
-        </w:drawing>
-      </w:r>
-      <w:r>
-        <w:rPr>
-          <w:b/>
-          <w:sz w:val="36"/>
-        </w:rPr>
-        <w:t xml:space="preserve"/>
-      </w:r>
-      <w:r>
-        <w:t xml:space="preserve"/>
-      </w:r>
-    </w:p>
-    <w:p>
-      <w:pPr>
-        <w:spacing w:after="8" w:line="259" w:lineRule="auto"/>
-        <w:ind w:right="250"/>
-        <w:jc w:val="center"/>
-      </w:pPr>
-      <w:r>
-        <w:rPr>
-          <w:b/>
-          <w:sz w:val="20"/>
-        </w:rPr>
-        <w:t xml:space="preserve">Figure 2.1: Feedback  </w:t>
-      </w:r>
-      <w:r>
-        <w:t xml:space="preserve"/>
-      </w:r>
-    </w:p>
-    <w:p>
-      <w:pPr>
-        <w:spacing w:after="16" w:line="259" w:lineRule="auto"/>
-        <w:ind w:left="0" w:right="92" w:firstLine="0"/>
-        <w:jc w:val="center"/>
-      </w:pPr>
-      <w:r>
-        <w:rPr>
-          <w:b/>
-          <w:sz w:val="20"/>
-        </w:rPr>
-        <w:t xml:space="preserve"/>
-      </w:r>
-      <w:r>
-        <w:t xml:space="preserve"/>
-      </w:r>
-    </w:p>
-    <w:p>
-      <w:pPr>
-        <w:spacing w:after="16" w:line="259" w:lineRule="auto"/>
-        <w:ind w:left="0" w:right="92" w:firstLine="0"/>
-        <w:jc w:val="center"/>
-      </w:pPr>
-      <w:r>
-        <w:rPr>
-          <w:b/>
-          <w:sz w:val="20"/>
-        </w:rPr>
-        <w:t xml:space="preserve"/>
-      </w:r>
-      <w:r>
-        <w:t xml:space="preserve"/>
-      </w:r>
-    </w:p>
-    <w:p>
-      <w:pPr>
-        <w:spacing w:after="16" w:line="259" w:lineRule="auto"/>
-        <w:ind w:left="19" w:right="0" w:firstLine="0"/>
-        <w:jc w:val="left"/>
-      </w:pPr>
-      <w:r>
-        <w:rPr>
-          <w:b/>
-          <w:sz w:val="20"/>
-        </w:rPr>
-        <w:t xml:space="preserve"/>
-      </w:r>
-      <w:r>
-        <w:t xml:space="preserve"/>
-      </w:r>
-    </w:p>
-    <w:p>
-      <w:pPr>
-        <w:spacing w:after="225" w:line="259" w:lineRule="auto"/>
-        <w:ind w:left="19" w:right="0" w:firstLine="0"/>
-        <w:jc w:val="left"/>
-      </w:pPr>
-      <w:r>
-        <w:rPr>
-          <w:b/>
-          <w:sz w:val="20"/>
-        </w:rPr>
-        <w:t xml:space="preserve"/>
-      </w:r>
-      <w:r>
-        <w:t xml:space="preserve"/>
-      </w:r>
-    </w:p>
-    <w:p>
-      <w:pPr>
-        <w:spacing w:after="0" w:line="259" w:lineRule="auto"/>
-        <w:ind w:left="19" w:right="0" w:firstLine="0"/>
-        <w:jc w:val="left"/>
-      </w:pPr>
-      <w:r>
-        <w:rPr>
-          <w:b/>
-          <w:sz w:val="40"/>
-        </w:rPr>
-        <w:t xml:space="preserve"/>
-      </w:r>
-      <w:r>
-        <w:t xml:space="preserve"/>
-      </w:r>
-    </w:p>
-    <w:p>
-      <w:pPr>
-        <w:spacing w:after="0" w:line="259" w:lineRule="auto"/>
-        <w:ind w:left="19" w:right="0" w:firstLine="0"/>
-        <w:jc w:val="left"/>
-      </w:pPr>
-      <w:r>
-        <w:rPr>
-          <w:b/>
-          <w:sz w:val="40"/>
-        </w:rPr>
-        <w:t xml:space="preserve"/>
-      </w:r>
-      <w:r>
-        <w:t xml:space="preserve"/>
-      </w:r>
-    </w:p>
-    <w:p>
-      <w:pPr>
-        <w:spacing w:after="0" w:line="259" w:lineRule="auto"/>
-        <w:ind w:left="19" w:right="0" w:firstLine="0"/>
-        <w:jc w:val="left"/>
-      </w:pPr>
-      <w:r>
-        <w:rPr>
-          <w:b/>
-          <w:sz w:val="40"/>
-        </w:rPr>
-        <w:t xml:space="preserve"/>
-      </w:r>
-      <w:r>
-        <w:t xml:space="preserve"/>
-      </w:r>
-    </w:p>
-    <w:p>
-      <w:pPr>
-        <w:spacing w:after="0" w:line="259" w:lineRule="auto"/>
-        <w:ind w:left="19" w:right="0" w:firstLine="0"/>
-        <w:jc w:val="left"/>
-      </w:pPr>
-      <w:r>
-        <w:rPr>
-          <w:b/>
-          <w:sz w:val="40"/>
-        </w:rPr>
-        <w:t xml:space="preserve"/>
-      </w:r>
-      <w:r>
-        <w:t xml:space="preserve"/>
-      </w:r>
-    </w:p>
-    <w:p>
-      <w:pPr>
-        <w:spacing w:after="0" w:line="259" w:lineRule="auto"/>
-        <w:ind w:left="19" w:right="0" w:firstLine="0"/>
-        <w:jc w:val="left"/>
-      </w:pPr>
-      <w:r>
-        <w:rPr>
-          <w:b/>
-          <w:sz w:val="40"/>
-        </w:rPr>
-        <w:t xml:space="preserve"/>
-      </w:r>
-      <w:r>
-        <w:t xml:space="preserve"/>
-      </w:r>
-    </w:p>
-    <w:p>
-      <w:pPr>
-        <w:spacing w:after="0" w:line="255" w:lineRule="auto"/>
-        <w:ind w:left="19" w:right="8733" w:firstLine="0"/>
-        <w:jc w:val="left"/>
-        <w:rPr>
-          <w:b/>
-          <w:sz w:val="40"/>
-        </w:rPr>
-      </w:pPr>
-      <w:r>
-        <w:rPr>
-          <w:b/>
-          <w:sz w:val="40"/>
-        </w:rPr>
-        <w:t xml:space="preserve"/>
-      </w:r>
-      <w:r>
-        <w:t xml:space="preserve"/>
-      </w:r>
-      <w:r>
-        <w:rPr>
-          <w:b/>
-          <w:sz w:val="40"/>
-        </w:rPr>
-        <w:t xml:space="preserve"/>
-      </w:r>
-    </w:p>
-    <w:p>
-      <w:pPr>
-        <w:spacing w:after="0" w:line="255" w:lineRule="auto"/>
-        <w:ind w:left="19" w:right="8733" w:firstLine="0"/>
-        <w:jc w:val="left"/>
-      </w:pPr>
-    </w:p>
-    <w:p>
-      <w:pPr>
-        <w:spacing w:after="73" w:line="259" w:lineRule="auto"/>
-        <w:ind w:left="19" w:right="0" w:firstLine="0"/>
-        <w:jc w:val="left"/>
-      </w:pPr>
-      <w:r>
-        <w:t xml:space="preserve"/>
-      </w:r>
-    </w:p>
-    <w:p>
-      <w:pPr>
-        <w:spacing w:after="0" w:line="259" w:lineRule="auto"/>
-        <w:ind w:left="19" w:right="0" w:firstLine="0"/>
-        <w:jc w:val="left"/>
-      </w:pPr>
-      <w:r>
-        <w:rPr>
-          <w:b/>
-          <w:sz w:val="40"/>
-        </w:rPr>
-        <w:t xml:space="preserve"/>
-      </w:r>
-      <w:r>
-        <w:t xml:space="preserve"/>
-      </w:r>
-    </w:p>
-    <w:p>
-      <w:pPr>
-        <w:pStyle w:val="Heading3"/>
-        <w:ind w:left="0" w:right="0"/>
-      </w:pPr>
-      <w:r>
-        <w:lastRenderedPageBreak/>
-        <w:t xml:space="preserve">3. Conclusion  </w:t>
-      </w:r>
-    </w:p>
-    <w:p>
-      <w:pPr>
-        <w:ind w:left="0" w:right="287"/>
-      </w:pPr>
-      <w:r>
-        <w:t xml:space="preserve">Facilitating digitized money transactions is a transformative step toward a more efficient, secure, and transparent financial ecosystem. By eliminating cash dependence, digital transactions enhance financial accessibility, reduce corruption, and promote economic growth. They also contribute to a more inclusive society by enabling seamless participation in the economy for individuals and businesses, regardless of their location.  </w:t>
-      </w:r>
-    </w:p>
-    <w:p>
-      <w:pPr>
-        <w:ind w:left="0" w:right="287"/>
-      </w:pPr>
-      <w:r>
-        <w:t xml:space="preserve">However, achieving a fully digitized financial system requires addressing key challenges such as cybersecurity threats, infrastructure development, and digital literacy. Governments, financial institutions, and technology providers must work together to ensure secure, reliable, and user-friendly digital payment systems. Additionally, policies that encourage widespread adoption, especially in rural and underprivileged areas, are essential for a smooth transition.  </w:t>
-      </w:r>
-    </w:p>
-    <w:p>
-      <w:pPr>
-        <w:ind w:left="0" w:right="287"/>
-      </w:pPr>
-      <w:r>
-        <w:t xml:space="preserve">With continuous advancements in fintech, blockchain, and artificial intelligence, the future of digital transactions looks promising. If implemented effectively, a 100% digitized economy can pave the way for a more sustainable, resilient, and globally connected financial landscape, benefiting individuals, businesses, and governments alike.  </w:t>
-      </w:r>
-    </w:p>
-    <w:p>
-      <w:pPr>
-        <w:spacing w:after="192" w:line="259" w:lineRule="auto"/>
-        <w:ind w:left="19" w:right="0" w:firstLine="0"/>
-        <w:jc w:val="left"/>
-      </w:pPr>
-      <w:r>
-        <w:t xml:space="preserve"/>
-      </w:r>
-    </w:p>
-    <w:p>
-      <w:pPr>
-        <w:pStyle w:val="Heading3"/>
-        <w:ind w:left="0" w:right="0"/>
-      </w:pPr>
-      <w:r>
-        <w:t xml:space="preserve">3. Experience Gained  </w:t>
-      </w:r>
-    </w:p>
-    <w:p>
-      <w:pPr>
-        <w:ind w:left="0" w:right="287"/>
-      </w:pPr>
-      <w:r>
-        <w:t xml:space="preserve">Visiting a small shop where digital transactions had just started provided a hands-on learning experience about the real-world implementation of cashless payments. Observing how the shopkeeper adapted to digital payment methods highlighted both the benefits and challenges of transitioning from cash-based transactions. It was insightful to see how digital payments improved efficiency and security while also identifying initial hurdles such as technical difficulties and the need for digital literacy.  </w:t>
-      </w:r>
-    </w:p>
-    <w:p>
-      <w:pPr>
-        <w:ind w:left="0" w:right="287"/>
-      </w:pPr>
-      <w:r>
-        <w:t xml:space="preserve">Interacting with the shopkeeper enhanced communication skills, as we explained the advantages of digital transactions and addressed concerns about security and transaction fees. This experience also improved problem-solving abilities by discussing potential solutions to challenges like internet connectivity issues and customer hesitation in using digital payments.  </w:t>
-      </w:r>
-    </w:p>
-    <w:p>
-      <w:pPr>
-        <w:spacing w:after="112" w:line="259" w:lineRule="auto"/>
-        <w:ind w:left="19" w:right="0" w:firstLine="0"/>
-        <w:jc w:val="left"/>
-      </w:pPr>
-      <w:r>
-        <w:t xml:space="preserve"/>
-      </w:r>
-    </w:p>
-    <w:p>
-      <w:pPr>
-        <w:spacing w:after="108" w:line="259" w:lineRule="auto"/>
-        <w:ind w:left="19" w:right="0" w:firstLine="0"/>
-        <w:jc w:val="left"/>
-      </w:pPr>
-      <w:r>
-        <w:t xml:space="preserve"/>
-      </w:r>
-    </w:p>
-    <w:p>
-      <w:pPr>
-        <w:spacing w:after="112" w:line="259" w:lineRule="auto"/>
-        <w:ind w:left="19" w:right="0" w:firstLine="0"/>
-        <w:jc w:val="left"/>
-      </w:pPr>
-      <w:r>
-        <w:t xml:space="preserve"/>
-      </w:r>
-    </w:p>
-    <w:p>
-      <w:pPr>
-        <w:spacing w:after="110" w:line="259" w:lineRule="auto"/>
-        <w:ind w:left="19" w:right="0" w:firstLine="0"/>
-        <w:jc w:val="left"/>
-      </w:pPr>
-      <w:r>
-        <w:t xml:space="preserve"/>
-      </w:r>
-    </w:p>
-    <w:p>
-      <w:pPr>
-        <w:spacing w:after="110" w:line="259" w:lineRule="auto"/>
-        <w:ind w:left="19" w:right="0" w:firstLine="0"/>
-        <w:jc w:val="left"/>
-      </w:pPr>
-    </w:p>
-    <w:p>
-      <w:pPr>
-        <w:spacing w:after="110" w:line="259" w:lineRule="auto"/>
-        <w:ind w:left="19" w:right="0" w:firstLine="0"/>
-        <w:jc w:val="left"/>
-      </w:pPr>
-    </w:p>
-    <w:p>
-      <w:pPr>
-        <w:spacing w:after="0" w:line="259" w:lineRule="auto"/>
-        <w:ind w:left="19" w:right="0" w:firstLine="0"/>
-        <w:jc w:val="left"/>
-      </w:pPr>
-      <w:r>
-        <w:lastRenderedPageBreak/>
-        <w:t xml:space="preserve"/>
-      </w:r>
-    </w:p>
-    <w:p>
-      <w:pPr>
-        <w:pStyle w:val="Heading3"/>
-        <w:ind w:left="0" w:right="0"/>
-      </w:pPr>
-      <w:r>
-        <w:t xml:space="preserve">4. Social Activity Photos  </w:t>
-      </w:r>
-    </w:p>
-    <w:p>
-      <w:pPr>
-        <w:spacing w:after="290"/>
-        <w:ind w:left="0" w:right="287"/>
-      </w:pPr>
-      <w:r>
-        <w:t xml:space="preserve">The Figure 5.1 shows a small shop owner learning digital payments and demonstrating how digital transaction works.  </w:t>
-      </w:r>
-    </w:p>
-    <w:p>
-      <w:pPr>
-        <w:spacing w:after="0" w:line="259" w:lineRule="auto"/>
-        <w:ind w:left="86" w:right="0" w:firstLine="0"/>
-        <w:jc w:val="left"/>
-      </w:pPr>
-      <w:r>
-        <w:rPr>
-          <w:b/>
-        </w:rPr>
-        <w:t xml:space="preserve"/>
-      </w:r>
-      <w:r>
-        <w:rPr>
-          <w:b/>
-        </w:rPr>
-        <w:tab/>
-      </w:r>
-      <w:r>
-        <w:t xml:space="preserve"/>
-      </w:r>
-      <w:r>
-        <w:tab/>
-        <w:t xml:space="preserve"/>
-      </w:r>
-      <w:r>
-        <w:tab/>
-        <w:t xml:space="preserve"/>
-      </w:r>
-      <w:r>
-        <w:tab/>
-        <w:t xml:space="preserve"/>
-      </w:r>
-      <w:r>
-        <w:tab/>
-        <w:t xml:space="preserve"/>
-      </w:r>
-      <w:r>
-        <w:tab/>
-        <w:t xml:space="preserve"/>
-      </w:r>
-      <w:r>
-        <w:tab/>
-        <w:t xml:space="preserve"/>
-      </w:r>
-      <w:r>
-        <w:tab/>
-        <w:t xml:space="preserve"/>
-      </w:r>
-      <w:r>
-        <w:tab/>
-        <w:t xml:space="preserve"/>
-      </w:r>
-    </w:p>
-    <w:p>
-      <w:pPr>
-        <w:spacing w:after="147" w:line="259" w:lineRule="auto"/>
-        <w:ind w:left="0" w:right="17" w:firstLine="0"/>
-        <w:jc w:val="right"/>
-      </w:pPr>
-      <w:r>
-        <w:rPr>
-          <w:noProof/>
-        </w:rPr>
-        <w:drawing>
-          <wp:inline distT="0" distB="0" distL="0" distR="0" wp14:anchorId="3BB549CA" wp14:editId="34DC9B9B">
-            <wp:extent cx="5581650" cy="4186555"/>
-            <wp:effectExtent l="0" t="0" r="0" b="0"/>
-            <wp:docPr id="609" name="Picture 609"/>
-            <wp:cNvGraphicFramePr/>
-            <a:graphic xmlns:a="http://schemas.openxmlformats.org/drawingml/2006/main">
-              <a:graphicData uri="http://schemas.openxmlformats.org/drawingml/2006/picture">
-                <pic:pic xmlns:pic="http://schemas.openxmlformats.org/drawingml/2006/picture">
-                  <pic:nvPicPr>
-                    <pic:cNvPr id="609" name="Picture 609"/>
-                    <pic:cNvPicPr/>
-                  </pic:nvPicPr>
-                  <pic:blipFill>
-                    <a:blip r:embed="rId14"/>
-                    <a:stretch>
-                      <a:fillRect/>
-                    </a:stretch>
-                  </pic:blipFill>
-                  <pic:spPr>
-                    <a:xfrm>
-                      <a:off x="0" y="0"/>
-                      <a:ext cx="5581650" cy="4186555"/>
-                    </a:xfrm>
-                    <a:prstGeom prst="rect">
-                      <a:avLst/>
-                    </a:prstGeom>
-                  </pic:spPr>
-                </pic:pic>
-              </a:graphicData>
-            </a:graphic>
-          </wp:inline>
-        </w:drawing>
-      </w:r>
-      <w:r>
-        <w:t xml:space="preserve"/>
-      </w:r>
-    </w:p>
-    <w:p>
-      <w:pPr>
-        <w:spacing w:after="0" w:line="259" w:lineRule="auto"/>
-        <w:ind w:left="0" w:right="0" w:firstLine="0"/>
-        <w:jc w:val="right"/>
-      </w:pPr>
-      <w:r>
-        <w:rPr>
-          <w:b/>
-          <w:sz w:val="40"/>
-        </w:rPr>
-        <w:t xml:space="preserve"/>
-      </w:r>
-      <w:r>
-        <w:t xml:space="preserve"/>
-      </w:r>
-    </w:p>
-    <w:p>
-      <w:pPr>
-        <w:spacing w:after="99" w:line="259" w:lineRule="auto"/>
-        <w:ind w:right="296"/>
-        <w:jc w:val="center"/>
-      </w:pPr>
-      <w:r>
-        <w:rPr>
-          <w:b/>
-          <w:sz w:val="20"/>
-        </w:rPr>
-        <w:t xml:space="preserve">Figure 5.1: Presenting the topic </w:t>
-      </w:r>
-      <w:r>
-        <w:t xml:space="preserve"/>
-      </w:r>
-    </w:p>
-    <w:p>
-      <w:pPr>
-        <w:spacing w:after="295" w:line="259" w:lineRule="auto"/>
-        <w:ind w:left="19" w:right="0" w:firstLine="0"/>
-        <w:jc w:val="left"/>
-      </w:pPr>
-      <w:r>
-        <w:rPr>
-          <w:b/>
-          <w:sz w:val="20"/>
-        </w:rPr>
-        <w:t xml:space="preserve"/>
-      </w:r>
-      <w:r>
-        <w:t xml:space="preserve"/>
-      </w:r>
-    </w:p>
-    <w:p>
-      <w:pPr>
-        <w:spacing w:after="0" w:line="259" w:lineRule="auto"/>
-        <w:ind w:left="19" w:right="0" w:firstLine="0"/>
-        <w:jc w:val="left"/>
-      </w:pPr>
-      <w:r>
-        <w:rPr>
-          <w:b/>
-          <w:sz w:val="40"/>
-        </w:rPr>
-        <w:t xml:space="preserve"/>
-      </w:r>
-      <w:r>
-        <w:t xml:space="preserve"/>
-      </w:r>
-    </w:p>
-    <w:p>
-      <w:pPr>
-        <w:spacing w:after="112" w:line="259" w:lineRule="auto"/>
-        <w:ind w:left="19" w:right="0" w:firstLine="0"/>
-        <w:jc w:val="left"/>
-      </w:pPr>
-      <w:r>
-        <w:rPr>
-          <w:b/>
-          <w:sz w:val="20"/>
-        </w:rPr>
-        <w:t xml:space="preserve"/>
-      </w:r>
-      <w:r>
-        <w:t xml:space="preserve"/>
-      </w:r>
-    </w:p>
-    <w:p>
-      <w:pPr>
-        <w:spacing w:after="114" w:line="259" w:lineRule="auto"/>
-        <w:ind w:left="19" w:right="0" w:firstLine="0"/>
-        <w:jc w:val="left"/>
-      </w:pPr>
-      <w:r>
-        <w:rPr>
-          <w:b/>
-          <w:sz w:val="20"/>
-        </w:rPr>
-        <w:t xml:space="preserve"/>
-      </w:r>
-      <w:r>
-        <w:t xml:space="preserve"/>
-      </w:r>
-    </w:p>
-    <w:p>
-      <w:pPr>
-        <w:spacing w:after="118" w:line="259" w:lineRule="auto"/>
-        <w:ind w:left="19" w:right="0" w:firstLine="0"/>
-        <w:jc w:val="left"/>
-      </w:pPr>
-      <w:r>
-        <w:rPr>
-          <w:b/>
-          <w:sz w:val="20"/>
-        </w:rPr>
-        <w:t xml:space="preserve"/>
-      </w:r>
-      <w:r>
-        <w:t xml:space="preserve"/>
-      </w:r>
-    </w:p>
-    <w:p>
-      <w:pPr>
-        <w:spacing w:after="132" w:line="259" w:lineRule="auto"/>
-        <w:ind w:left="19" w:right="0" w:firstLine="0"/>
-        <w:jc w:val="left"/>
-      </w:pPr>
-      <w:r>
-        <w:rPr>
-          <w:b/>
-          <w:sz w:val="20"/>
-        </w:rPr>
-        <w:t xml:space="preserve"/>
-      </w:r>
-      <w:r>
-        <w:t xml:space="preserve"/>
-      </w:r>
-    </w:p>
-    <w:p>
-      <w:pPr>
-        <w:spacing w:after="112" w:line="259" w:lineRule="auto"/>
-        <w:ind w:left="19" w:right="0" w:firstLine="0"/>
-        <w:jc w:val="left"/>
-      </w:pPr>
-      <w:r>
-        <w:rPr>
-          <w:b/>
-          <w:sz w:val="20"/>
-        </w:rPr>
-        <w:t xml:space="preserve"/>
-      </w:r>
-      <w:r>
-        <w:t xml:space="preserve"/>
-      </w:r>
-    </w:p>
-    <w:p>
-      <w:pPr>
-        <w:spacing w:after="117" w:line="259" w:lineRule="auto"/>
-        <w:ind w:left="19" w:right="0" w:firstLine="0"/>
-        <w:jc w:val="left"/>
-      </w:pPr>
-      <w:r>
-        <w:rPr>
-          <w:b/>
-          <w:sz w:val="20"/>
-        </w:rPr>
-        <w:t xml:space="preserve"/>
-      </w:r>
-      <w:r>
-        <w:t xml:space="preserve"/>
-      </w:r>
-    </w:p>
-    <w:p>
-      <w:pPr>
-        <w:spacing w:after="132" w:line="259" w:lineRule="auto"/>
-        <w:ind w:left="19" w:right="0" w:firstLine="0"/>
-        <w:jc w:val="left"/>
-      </w:pPr>
-      <w:r>
-        <w:rPr>
-          <w:b/>
-          <w:sz w:val="20"/>
-        </w:rPr>
-        <w:t xml:space="preserve"/>
-      </w:r>
-      <w:r>
-        <w:t xml:space="preserve"/>
-      </w:r>
-    </w:p>
-    <w:p>
-      <w:pPr>
-        <w:spacing w:after="132" w:line="259" w:lineRule="auto"/>
-        <w:ind w:left="19" w:right="0" w:firstLine="0"/>
-        <w:jc w:val="left"/>
-      </w:pPr>
-    </w:p>
-    <w:p>
-      <w:pPr>
-        <w:spacing w:after="112" w:line="259" w:lineRule="auto"/>
-        <w:ind w:left="19" w:right="0" w:firstLine="0"/>
-        <w:jc w:val="left"/>
-      </w:pPr>
-      <w:r>
-        <w:rPr>
-          <w:b/>
-          <w:sz w:val="20"/>
-        </w:rPr>
-        <w:t xml:space="preserve"/>
-      </w:r>
-      <w:r>
-        <w:t xml:space="preserve"/>
-      </w:r>
-    </w:p>
-    <w:p>
-      <w:pPr>
-        <w:spacing w:after="111" w:line="259" w:lineRule="auto"/>
-        <w:ind w:left="19" w:right="0" w:firstLine="0"/>
-        <w:jc w:val="left"/>
-      </w:pPr>
-      <w:r>
-        <w:rPr>
-          <w:b/>
-          <w:sz w:val="20"/>
-        </w:rPr>
-        <w:lastRenderedPageBreak/>
-        <w:t xml:space="preserve"/>
-      </w:r>
-      <w:r>
-        <w:t xml:space="preserve"/>
-      </w:r>
-    </w:p>
-    <w:p>
-      <w:pPr>
-        <w:spacing w:after="0" w:line="259" w:lineRule="auto"/>
-        <w:ind w:left="19" w:right="0" w:firstLine="0"/>
-        <w:jc w:val="left"/>
-      </w:pPr>
-      <w:r>
-        <w:rPr>
-          <w:b/>
-          <w:sz w:val="20"/>
-        </w:rPr>
-        <w:t xml:space="preserve"/>
-      </w:r>
-      <w:r>
-        <w:t xml:space="preserve"/>
-      </w:r>
-    </w:p>
-    <w:p>
-      <w:pPr>
-        <w:spacing w:after="0" w:line="259" w:lineRule="auto"/>
-        <w:ind w:left="19" w:right="0" w:firstLine="0"/>
-        <w:jc w:val="left"/>
-      </w:pPr>
-      <w:r>
-        <w:rPr>
-          <w:b/>
-          <w:sz w:val="32"/>
-        </w:rPr>
-        <w:t xml:space="preserve"/>
-      </w:r>
-      <w:r>
-        <w:t xml:space="preserve"/>
-      </w:r>
-    </w:p>
-    <w:p>
-      <w:pPr>
-        <w:pStyle w:val="Heading3"/>
-        <w:spacing w:after="1"/>
-        <w:ind w:left="446" w:right="0" w:firstLine="0"/>
-      </w:pPr>
-      <w:r>
-        <w:rPr>
-          <w:sz w:val="32"/>
-        </w:rPr>
-        <w:t xml:space="preserve">                              DECLARATION </w:t>
-      </w:r>
-      <w:r>
-        <w:t xml:space="preserve"/>
-      </w:r>
-    </w:p>
-    <w:p>
-      <w:pPr>
-        <w:ind w:left="0" w:right="287"/>
-      </w:pPr>
-      <w:r>
-        <w:t xml:space="preserve">I hereby declare that the above social activity </w:t>
-      </w:r>
-      <w:r>
-        <w:rPr>
-          <w:b/>
-        </w:rPr>
-        <w:t xml:space="preserve">“Facilitating Digitized Money Transactions” </w:t>
-      </w:r>
-      <w:r>
-        <w:t xml:space="preserve">has been carried out as a part of AICTE Social Activity Program.  </w:t>
-      </w:r>
-    </w:p>
-    <w:p>
-      <w:pPr>
-        <w:spacing w:after="112" w:line="259" w:lineRule="auto"/>
-        <w:ind w:left="19" w:right="0" w:firstLine="0"/>
-        <w:jc w:val="left"/>
-      </w:pPr>
-      <w:r>
-        <w:rPr>
-          <w:sz w:val="20"/>
-        </w:rPr>
-        <w:t xml:space="preserve"/>
-      </w:r>
-      <w:r>
-        <w:t xml:space="preserve"/>
-      </w:r>
-    </w:p>
-    <w:p>
-      <w:pPr>
-        <w:spacing w:after="108" w:line="259" w:lineRule="auto"/>
-        <w:ind w:left="19" w:right="0" w:firstLine="0"/>
-        <w:jc w:val="left"/>
-      </w:pPr>
-      <w:r>
-        <w:rPr>
-          <w:sz w:val="20"/>
-        </w:rPr>
-        <w:t xml:space="preserve"/>
-      </w:r>
-      <w:r>
-        <w:t xml:space="preserve"/>
-      </w:r>
-    </w:p>
-    <w:p>
-      <w:pPr>
-        <w:spacing w:after="133" w:line="259" w:lineRule="auto"/>
-        <w:ind w:left="19" w:right="0" w:firstLine="0"/>
-        <w:jc w:val="left"/>
-      </w:pPr>
-      <w:r>
-        <w:rPr>
-          <w:sz w:val="20"/>
-        </w:rPr>
-        <w:t xml:space="preserve"/>
-      </w:r>
-      <w:r>
-        <w:t xml:space="preserve"/>
-      </w:r>
-    </w:p>
-    <w:p>
-      <w:pPr>
-        <w:spacing w:after="171" w:line="259" w:lineRule="auto"/>
-        <w:ind w:left="19" w:right="0" w:firstLine="0"/>
-        <w:jc w:val="left"/>
-      </w:pPr>
-      <w:r>
-        <w:t xml:space="preserve"/>
-      </w:r>
-    </w:p>
-    <w:p>
-      <w:pPr>
-        <w:tabs>
-          <w:tab w:val="center" w:pos="3620"/>
-          <w:tab w:val="center" w:pos="4340"/>
-          <w:tab w:val="center" w:pos="6155"/>
-        </w:tabs>
-        <w:spacing w:after="321" w:line="259" w:lineRule="auto"/>
-        <w:ind w:left="-10" w:right="0" w:firstLine="0"/>
-        <w:jc w:val="left"/>
-      </w:pPr>
-      <w:r>
-        <w:t xml:space="preserve">Date: 14-05-2026                        </w:t>
-      </w:r>
-      <w:r>
-        <w:tab/>
-        <w:t xml:space="preserve"/>
-      </w:r>
-      <w:r>
-        <w:tab/>
-      </w:r>
-      <w:r>
-        <w:t xml:space="preserve"/>
-      </w:r>
-      <w:r>
-        <w:tab/>
-        <w:t xml:space="preserve">                    Signature:  </w:t>
-      </w:r>
-      <w:proofErr w:type="gramStart"/>
-      <w:proofErr w:type="gramEnd"/>
-    </w:p>
-    <w:p>
-      <w:pPr>
-        <w:tabs>
-          <w:tab w:val="center" w:pos="4340"/>
-          <w:tab w:val="right" w:pos="8954"/>
-        </w:tabs>
-        <w:spacing w:after="263" w:line="259" w:lineRule="auto"/>
-        <w:ind w:left="-10" w:right="0" w:firstLine="0"/>
-        <w:jc w:val="center"/>
-      </w:pPr>
-      <w:r>
-        <w:t xml:space="preserve"/>
-      </w:r>
-      <w:r>
-        <w:t>Name: Raghavendra Oppari</w:t>
-      </w:r>
-    </w:p>
-    <w:p>
-      <w:pPr>
-        <w:spacing w:after="252" w:line="259" w:lineRule="auto"/>
-        <w:ind w:left="0" w:right="287"/>
-      </w:pPr>
-      <w:r>
-        <w:t xml:space="preserve">                                                                                                      USN: 4SU23CS072  </w:t>
-      </w:r>
-    </w:p>
-    <w:p>
-      <w:pPr>
-        <w:spacing w:after="85" w:line="259" w:lineRule="auto"/>
-        <w:ind w:left="19" w:right="0" w:firstLine="0"/>
-        <w:jc w:val="left"/>
-      </w:pPr>
-      <w:r>
-        <w:t xml:space="preserve"/>
-      </w:r>
-    </w:p>
-    <w:p>
-      <w:pPr>
-        <w:spacing w:after="118" w:line="259" w:lineRule="auto"/>
-        <w:ind w:left="0" w:right="135" w:firstLine="0"/>
-        <w:jc w:val="center"/>
-      </w:pPr>
-      <w:r>
-        <w:rPr>
-          <w:sz w:val="20"/>
-        </w:rPr>
-        <w:t xml:space="preserve"/>
-      </w:r>
-      <w:r>
-        <w:t xml:space="preserve"/>
-      </w:r>
-    </w:p>
-    <w:p>
-      <w:pPr>
-        <w:spacing w:after="141" w:line="259" w:lineRule="auto"/>
-        <w:ind w:left="0" w:right="34" w:firstLine="0"/>
-        <w:jc w:val="center"/>
-      </w:pPr>
-      <w:r>
-        <w:rPr>
-          <w:sz w:val="20"/>
-        </w:rPr>
-        <w:t xml:space="preserve"/>
-      </w:r>
-      <w:r>
-        <w:t xml:space="preserve"/>
-      </w:r>
-    </w:p>
-    <w:p>
-      <w:pPr>
-        <w:spacing w:after="329" w:line="259" w:lineRule="auto"/>
-        <w:ind w:left="0" w:right="135" w:firstLine="0"/>
-        <w:jc w:val="center"/>
-      </w:pPr>
-      <w:r>
-        <w:rPr>
-          <w:sz w:val="20"/>
-        </w:rPr>
-        <w:t xml:space="preserve"/>
-      </w:r>
-      <w:r>
-        <w:t xml:space="preserve"/>
-      </w:r>
-    </w:p>
-    <w:p>
-      <w:pPr>
-        <w:spacing w:after="0" w:line="259" w:lineRule="auto"/>
-        <w:ind w:left="0" w:right="31" w:firstLine="0"/>
-        <w:jc w:val="center"/>
-      </w:pPr>
-      <w:r>
-        <w:rPr>
-          <w:b/>
-          <w:sz w:val="40"/>
-        </w:rPr>
-        <w:t xml:space="preserve"/>
-      </w:r>
-      <w:r>
-        <w:t xml:space="preserve"/>
+        <w:t xml:space="preserve">          </w:t>
       </w:r>
     </w:p>
     <w:tbl>
@@ -2285,10 +721,10 @@
                 <w:sz w:val="20"/>
               </w:rPr>
               <w:lastRenderedPageBreak/>
-              <w:t xml:space="preserve"/>
-            </w:r>
-            <w:r>
-              <w:t xml:space="preserve"/>
+              <w:t xml:space="preserve"> </w:t>
+            </w:r>
+            <w:r>
+              <w:t xml:space="preserve">   </w:t>
             </w:r>
           </w:p>
           <w:p>
@@ -2302,10 +738,10 @@
                 <w:b/>
                 <w:sz w:val="20"/>
               </w:rPr>
-              <w:t xml:space="preserve"/>
-            </w:r>
-            <w:r>
-              <w:t xml:space="preserve"/>
+              <w:t xml:space="preserve"> </w:t>
+            </w:r>
+            <w:r>
+              <w:t xml:space="preserve">   </w:t>
             </w:r>
           </w:p>
           <w:p>
@@ -2322,14 +758,14 @@
               <w:t>SDM INSTITUTE OF TECHNOLOGY</w:t>
             </w:r>
             <w:r>
-              <w:t xml:space="preserve"/>
+              <w:t xml:space="preserve"> </w:t>
             </w:r>
             <w:r>
               <w:rPr>
                 <w:sz w:val="36"/>
                 <w:vertAlign w:val="subscript"/>
               </w:rPr>
-              <w:t xml:space="preserve"/>
+              <w:t xml:space="preserve"> </w:t>
             </w:r>
           </w:p>
           <w:p>
@@ -2355,7 +791,7 @@
               <w:t xml:space="preserve">                                                            UJIRE– 574240</w:t>
             </w:r>
             <w:r>
-              <w:t xml:space="preserve"/>
+              <w:t xml:space="preserve">  </w:t>
             </w:r>
           </w:p>
           <w:p>
@@ -2365,7 +801,7 @@
               <w:jc w:val="center"/>
             </w:pPr>
             <w:r>
-              <w:t xml:space="preserve"/>
+              <w:t xml:space="preserve">  </w:t>
             </w:r>
           </w:p>
           <w:p>
@@ -2382,7 +818,7 @@
               <w:t>Department of Computer Science and Engineering</w:t>
             </w:r>
             <w:r>
-              <w:t xml:space="preserve"/>
+              <w:t xml:space="preserve">  </w:t>
             </w:r>
           </w:p>
           <w:p>
@@ -2396,7 +832,7 @@
                 <w:rFonts w:ascii="Calibri" w:eastAsia="Calibri" w:hAnsi="Calibri" w:cs="Calibri"/>
                 <w:sz w:val="22"/>
               </w:rPr>
-              <w:t xml:space="preserve"/>
+              <w:t xml:space="preserve">       </w:t>
             </w:r>
             <w:r>
               <w:rPr>
@@ -2410,20 +846,20 @@
                 <w:b/>
                 <w:sz w:val="30"/>
               </w:rPr>
-              <w:t xml:space="preserve"/>
-            </w:r>
-            <w:r>
-              <w:t xml:space="preserve"/>
+              <w:t xml:space="preserve"> </w:t>
+            </w:r>
+            <w:r>
+              <w:t xml:space="preserve"> </w:t>
             </w:r>
             <w:r>
               <w:rPr>
                 <w:b/>
                 <w:sz w:val="30"/>
               </w:rPr>
-              <w:t xml:space="preserve"/>
-            </w:r>
-            <w:r>
-              <w:t xml:space="preserve"/>
+              <w:t xml:space="preserve"> </w:t>
+            </w:r>
+            <w:r>
+              <w:t xml:space="preserve">   </w:t>
             </w:r>
           </w:p>
           <w:p>
@@ -2442,7 +878,7 @@
               <w:t>CERTIFICATE</w:t>
             </w:r>
             <w:r>
-              <w:t xml:space="preserve"/>
+              <w:t xml:space="preserve">  </w:t>
             </w:r>
           </w:p>
           <w:p>
@@ -2452,7 +888,7 @@
               <w:jc w:val="center"/>
             </w:pPr>
             <w:r>
-              <w:t xml:space="preserve"/>
+              <w:t xml:space="preserve">  </w:t>
             </w:r>
           </w:p>
           <w:p>
@@ -2462,7 +898,7 @@
               <w:jc w:val="left"/>
             </w:pPr>
             <w:r>
-              <w:t xml:space="preserve"/>
+              <w:t xml:space="preserve">  </w:t>
             </w:r>
           </w:p>
           <w:p>
@@ -2472,7 +908,7 @@
               <w:jc w:val="center"/>
             </w:pPr>
             <w:r>
-              <w:t xml:space="preserve"/>
+              <w:t xml:space="preserve">  </w:t>
             </w:r>
           </w:p>
           <w:p>
@@ -2508,11 +944,13 @@
               <w:t>USN:4SU23CS072,</w:t>
             </w:r>
             <w:r>
-              <w:t xml:space="preserve"/>
-            </w:r>
+              <w:t xml:space="preserve"> </w:t>
+            </w:r>
+            <w:proofErr w:type="spellStart"/>
             <w:r>
               <w:t>bonafide</w:t>
             </w:r>
+            <w:proofErr w:type="spellEnd"/>
             <w:r>
               <w:t xml:space="preserve"> student of </w:t>
             </w:r>
@@ -2522,12 +960,14 @@
               </w:rPr>
               <w:t xml:space="preserve">SDM Institute of Technology, </w:t>
             </w:r>
+            <w:proofErr w:type="spellStart"/>
             <w:r>
               <w:rPr>
                 <w:b/>
               </w:rPr>
               <w:t>Ujire</w:t>
             </w:r>
+            <w:proofErr w:type="spellEnd"/>
             <w:r>
               <w:t>, in partial fulfilment for the award of the degree of Bachelor of Engineering in</w:t>
             </w:r>
@@ -2540,10 +980,6 @@
             <w:r>
               <w:t xml:space="preserve"> of Visvesvaraya Technological University, Belagavi during the year 2024-2025. It is certified that all the corrections/ suggestions indicated for Internal Assessment have been incorporated in the report deposited in the departmental library.  </w:t>
             </w:r>
-            <w:proofErr w:type="spellStart"/>
-            <w:proofErr w:type="spellEnd"/>
-            <w:proofErr w:type="spellStart"/>
-            <w:proofErr w:type="spellEnd"/>
           </w:p>
           <w:p>
             <w:pPr>
@@ -2552,7 +988,7 @@
               <w:jc w:val="left"/>
             </w:pPr>
             <w:r>
-              <w:t xml:space="preserve"/>
+              <w:t xml:space="preserve">  </w:t>
             </w:r>
           </w:p>
           <w:p>
@@ -2562,7 +998,7 @@
               <w:jc w:val="left"/>
             </w:pPr>
             <w:r>
-              <w:t xml:space="preserve"/>
+              <w:t xml:space="preserve">  </w:t>
             </w:r>
           </w:p>
           <w:p>
@@ -2572,7 +1008,7 @@
               <w:jc w:val="left"/>
             </w:pPr>
             <w:r>
-              <w:t xml:space="preserve"/>
+              <w:t xml:space="preserve">  </w:t>
             </w:r>
           </w:p>
           <w:p>
@@ -2582,7 +1018,7 @@
               <w:jc w:val="left"/>
             </w:pPr>
             <w:r>
-              <w:t xml:space="preserve"/>
+              <w:t xml:space="preserve">  </w:t>
             </w:r>
           </w:p>
           <w:p>
@@ -2592,7 +1028,7 @@
               <w:jc w:val="left"/>
             </w:pPr>
             <w:r>
-              <w:t xml:space="preserve"/>
+              <w:t xml:space="preserve">  </w:t>
             </w:r>
           </w:p>
           <w:p>
@@ -2602,7 +1038,7 @@
               <w:jc w:val="left"/>
             </w:pPr>
             <w:r>
-              <w:t xml:space="preserve"/>
+              <w:t xml:space="preserve">  </w:t>
             </w:r>
           </w:p>
           <w:p>
@@ -2612,7 +1048,7 @@
               <w:jc w:val="left"/>
             </w:pPr>
             <w:r>
-              <w:t xml:space="preserve"/>
+              <w:t xml:space="preserve">  </w:t>
             </w:r>
           </w:p>
           <w:p>
@@ -2622,7 +1058,7 @@
               <w:jc w:val="left"/>
             </w:pPr>
             <w:r>
-              <w:t xml:space="preserve"/>
+              <w:t xml:space="preserve">  </w:t>
             </w:r>
           </w:p>
           <w:p>
@@ -2632,7 +1068,7 @@
               <w:jc w:val="left"/>
             </w:pPr>
             <w:r>
-              <w:t xml:space="preserve"/>
+              <w:t xml:space="preserve">  </w:t>
             </w:r>
           </w:p>
           <w:p>
@@ -2642,7 +1078,7 @@
               <w:jc w:val="left"/>
             </w:pPr>
             <w:r>
-              <w:t xml:space="preserve"/>
+              <w:t xml:space="preserve">  </w:t>
             </w:r>
           </w:p>
           <w:p>
@@ -2652,7 +1088,7 @@
               <w:jc w:val="left"/>
             </w:pPr>
             <w:r>
-              <w:t xml:space="preserve"/>
+              <w:t xml:space="preserve">  </w:t>
             </w:r>
           </w:p>
           <w:p>
@@ -2662,7 +1098,7 @@
               <w:jc w:val="left"/>
             </w:pPr>
             <w:r>
-              <w:t xml:space="preserve"/>
+              <w:t xml:space="preserve">  </w:t>
             </w:r>
           </w:p>
           <w:p>
@@ -2675,10 +1111,10 @@
               <w:rPr>
                 <w:sz w:val="28"/>
               </w:rPr>
-              <w:t xml:space="preserve"/>
-            </w:r>
-            <w:r>
-              <w:t xml:space="preserve"/>
+              <w:t xml:space="preserve"> </w:t>
+            </w:r>
+            <w:r>
+              <w:t xml:space="preserve">   </w:t>
             </w:r>
           </w:p>
           <w:p>
@@ -2691,7 +1127,7 @@
               <w:rPr>
                 <w:b/>
               </w:rPr>
-              <w:t xml:space="preserve"/>
+              <w:t xml:space="preserve">                                                                                                        </w:t>
             </w:r>
             <w:r>
               <w:rPr>
@@ -2699,20 +1135,20 @@
               </w:rPr>
               <w:t>Dr. T</w:t>
             </w:r>
+            <w:proofErr w:type="spellStart"/>
             <w:r>
               <w:rPr>
                 <w:b/>
               </w:rPr>
               <w:t>hyagaraju</w:t>
             </w:r>
+            <w:proofErr w:type="spellEnd"/>
             <w:r>
               <w:rPr>
                 <w:b/>
               </w:rPr>
               <w:t xml:space="preserve"> G S</w:t>
             </w:r>
-            <w:proofErr w:type="spellStart"/>
-            <w:proofErr w:type="spellEnd"/>
           </w:p>
           <w:p>
             <w:pPr>
@@ -2724,7 +1160,7 @@
               <w:rPr>
                 <w:sz w:val="22"/>
               </w:rPr>
-              <w:t xml:space="preserve"/>
+              <w:t xml:space="preserve">                                                                                                                 </w:t>
             </w:r>
             <w:r>
               <w:rPr>
@@ -2748,6 +1184,1570 @@
         </w:tc>
       </w:tr>
     </w:tbl>
+    <w:p>
+      <w:pPr>
+        <w:spacing w:after="0" w:line="259" w:lineRule="auto"/>
+        <w:ind w:left="0" w:right="0" w:firstLine="0"/>
+        <w:jc w:val="left"/>
+        <w:sectPr>
+          <w:footerReference w:type="even" r:id="rId10"/>
+          <w:footerReference w:type="default" r:id="rId11"/>
+          <w:footerReference w:type="first" r:id="rId12"/>
+          <w:pgSz w:w="11906" w:h="16838"/>
+          <w:pgMar w:top="780" w:right="960" w:bottom="901" w:left="1800" w:header="720" w:footer="720" w:gutter="0"/>
+          <w:cols w:space="720"/>
+        </w:sectPr>
+      </w:pPr>
+    </w:p>
+    <w:p>
+      <w:pPr>
+        <w:pStyle w:val="Heading2"/>
+        <w:ind w:left="10" w:right="269"/>
+      </w:pPr>
+      <w:r>
+        <w:lastRenderedPageBreak/>
+        <w:t xml:space="preserve">Facilitating Digitized Money Transactions  </w:t>
+      </w:r>
+    </w:p>
+    <w:p>
+      <w:pPr>
+        <w:spacing w:after="336" w:line="259" w:lineRule="auto"/>
+        <w:ind w:left="0" w:right="87" w:firstLine="0"/>
+        <w:jc w:val="center"/>
+      </w:pPr>
+      <w:r>
+        <w:rPr>
+          <w:b/>
+        </w:rPr>
+        <w:t xml:space="preserve"> </w:t>
+      </w:r>
+      <w:r>
+        <w:t xml:space="preserve"> </w:t>
+      </w:r>
+    </w:p>
+    <w:p>
+      <w:pPr>
+        <w:pStyle w:val="Heading3"/>
+        <w:spacing w:after="0"/>
+        <w:ind w:left="0" w:right="0"/>
+      </w:pPr>
+      <w:r>
+        <w:rPr>
+          <w:sz w:val="32"/>
+        </w:rPr>
+        <w:t>1.</w:t>
+      </w:r>
+      <w:r>
+        <w:rPr>
+          <w:rFonts w:ascii="Arial" w:eastAsia="Arial" w:hAnsi="Arial" w:cs="Arial"/>
+          <w:sz w:val="32"/>
+        </w:rPr>
+        <w:t xml:space="preserve"> </w:t>
+      </w:r>
+      <w:r>
+        <w:t>Introduction</w:t>
+      </w:r>
+      <w:r>
+        <w:rPr>
+          <w:sz w:val="32"/>
+        </w:rPr>
+        <w:t xml:space="preserve"> </w:t>
+      </w:r>
+      <w:r>
+        <w:t xml:space="preserve"> </w:t>
+      </w:r>
+    </w:p>
+    <w:p>
+      <w:pPr>
+        <w:spacing w:after="1" w:line="354" w:lineRule="auto"/>
+        <w:ind w:right="245" w:hanging="20"/>
+      </w:pPr>
+      <w:r>
+        <w:rPr>
+          <w:color w:val="1F1F1F"/>
+        </w:rPr>
+        <w:t xml:space="preserve">In the burgeoning landscape of decentralized systems, blockchain technology has revolutionized the way digital transactions are conducted. The concept of decentralized, secure, and transparent financial exchanges aims to create a world where all transactions, from simple peer-to-peer exchanges to complex cross-border payments, are conducted using distributed ledger technology. This transformation is driven by advancements in cryptography, node networks, and consensus algorithms.</w:t>
+      </w:r>
+      <w:r>
+        <w:t xml:space="preserve"/>
+      </w:r>
+    </w:p>
+    <w:p>
+      <w:pPr>
+        <w:spacing w:after="1" w:line="354" w:lineRule="auto"/>
+        <w:ind w:right="245" w:hanging="20"/>
+      </w:pPr>
+      <w:r>
+        <w:rPr>
+          <w:color w:val="1F1F1F"/>
+        </w:rPr>
+        <w:t xml:space="preserve">The benefits of blockchain technology include enhanced immutability, transparency, speed, and decentralization. By eliminating the need for intermediaries, blockchain transactions reduce risks associated with data breaches, corruption, and single-point failures. Additionally, blockchain payment systems provide an efficient and cost-effective method for businesses and individuals to manage their digital assets. However, achieving widespread adoption requires overcoming challenges such as scalability, interoperability, and ensuring accessibility for all socioeconomic groups.</w:t>
+      </w:r>
+      <w:r>
+        <w:t xml:space="preserve"/>
+      </w:r>
+    </w:p>
+    <w:p>
+      <w:pPr>
+        <w:spacing w:after="1" w:line="354" w:lineRule="auto"/>
+        <w:ind w:right="245" w:hanging="20"/>
+      </w:pPr>
+      <w:r>
+        <w:rPr>
+          <w:color w:val="1F1F1F"/>
+        </w:rPr>
+        <w:t xml:space="preserve">This report explores the key aspects of blockchain technology, including network architectures, consensus mechanisms, global trends, and challenges in implementation. It also examines the impact on businesses, consumers, and financial institutions, highlighting the necessary steps to achieve a seamless and decentralized financial ecosystem.</w:t>
+      </w:r>
+      <w:r>
+        <w:t xml:space="preserve"/>
+      </w:r>
+    </w:p>
+    <w:p>
+      <w:pPr>
+        <w:spacing w:after="112" w:line="259" w:lineRule="auto"/>
+        <w:ind w:left="19" w:right="0" w:firstLine="0"/>
+        <w:jc w:val="left"/>
+      </w:pPr>
+      <w:r>
+        <w:rPr>
+          <w:color w:val="1F1F1F"/>
+        </w:rPr>
+        <w:t xml:space="preserve"> </w:t>
+      </w:r>
+      <w:r>
+        <w:t xml:space="preserve"> </w:t>
+      </w:r>
+    </w:p>
+    <w:p>
+      <w:pPr>
+        <w:pStyle w:val="Heading4"/>
+        <w:ind w:left="0"/>
+      </w:pPr>
+      <w:r>
+        <w:t xml:space="preserve">Importance of Facilitating Digitized Money Transactions 1. Increased Convenience and Speed  </w:t>
+      </w:r>
+    </w:p>
+    <w:p>
+      <w:pPr>
+        <w:ind w:left="0" w:right="287"/>
+      </w:pPr>
+      <w:r>
+        <w:t xml:space="preserve">Blockchain transactions eliminate the need for intermediaries and third-party validation, allowing instant and seamless payments. With digital wallets, decentralized applications, and smart contracts, individuals and businesses can conduct transactions anytime, anywhere, without relying on traditional financial institutions or central authorities.</w:t>
+      </w:r>
+    </w:p>
+    <w:p>
+      <w:pPr>
+        <w:spacing w:after="28" w:line="259" w:lineRule="auto"/>
+        <w:ind w:left="0" w:right="287"/>
+      </w:pPr>
+      <w:r>
+        <w:t>The successful adoption of blockchain technology will require overcoming technical and regulatory hurdles, including standardization, compliance, and public awareness. Additionally, it will necessitate the development of new skill sets and training programs to ensure that professionals and end-users are equipped</w:t>
+      </w:r>
+      <w:r>
+        <w:rPr>
+          <w:sz w:val="14"/>
+        </w:rPr>
+        <w:t xml:space="preserve">to navigate the decentralized</w:t>
+      </w:r>
+      <w:r>
+        <w:t xml:space="preserve">landscape.</w:t>
+      </w:r>
+    </w:p>
+    <w:p>
+      <w:pPr>
+        <w:spacing w:after="164" w:line="259" w:lineRule="auto"/>
+        <w:ind w:left="19" w:right="0" w:firstLine="0"/>
+        <w:jc w:val="left"/>
+      </w:pPr>
+      <w:r>
+        <w:rPr>
+          <w:sz w:val="14"/>
+        </w:rPr>
+        <w:t xml:space="preserve"> </w:t>
+      </w:r>
+      <w:r>
+        <w:t xml:space="preserve"> </w:t>
+      </w:r>
+    </w:p>
+    <w:p>
+      <w:pPr>
+        <w:pStyle w:val="Heading4"/>
+        <w:ind w:left="0"/>
+      </w:pPr>
+      <w:r>
+        <w:t xml:space="preserve">2. Transparency and Reduced Corruption  </w:t>
+      </w:r>
+    </w:p>
+    <w:p>
+      <w:pPr>
+        <w:spacing w:after="32"/>
+        <w:ind w:left="0" w:right="287"/>
+      </w:pPr>
+      <w:r>
+        <w:t xml:space="preserve">The decentralized nature of blockchain technology enables transparent and tamper-proof transactions, allowing for the precise tracking of financial transactions and the identification of any potential discrepancies. This has significant implications for government agencies and financial institutions, as it provides them with the tools necessary to minimize the occurrence of illicit activities such as money laundering, tax evasion, and corruption.</w:t>
+      </w:r>
+    </w:p>
+    <w:p>
+      <w:pPr>
+        <w:spacing w:after="0" w:line="259" w:lineRule="auto"/>
+        <w:ind w:left="19" w:right="0" w:firstLine="0"/>
+        <w:jc w:val="left"/>
+      </w:pPr>
+      <w:r>
+        <w:rPr>
+          <w:b/>
+          <w:sz w:val="36"/>
+        </w:rPr>
+        <w:t xml:space="preserve"> </w:t>
+      </w:r>
+      <w:r>
+        <w:t xml:space="preserve"> </w:t>
+      </w:r>
+    </w:p>
+    <w:p>
+      <w:pPr>
+        <w:pStyle w:val="Heading4"/>
+        <w:spacing w:after="10"/>
+        <w:ind w:left="0"/>
+      </w:pPr>
+      <w:r>
+        <w:lastRenderedPageBreak/>
+        <w:t>3. Financial Inclusion</w:t>
+      </w:r>
+      <w:r>
+        <w:rPr>
+          <w:sz w:val="2"/>
+        </w:rPr>
+        <w:t xml:space="preserve"> </w:t>
+      </w:r>
+      <w:r>
+        <w:t xml:space="preserve"> </w:t>
+      </w:r>
+    </w:p>
+    <w:p>
+      <w:pPr>
+        <w:spacing w:after="217" w:line="259" w:lineRule="auto"/>
+        <w:ind w:left="19" w:right="0" w:firstLine="0"/>
+        <w:jc w:val="left"/>
+      </w:pPr>
+      <w:r>
+        <w:rPr>
+          <w:b/>
+          <w:sz w:val="2"/>
+        </w:rPr>
+        <w:t xml:space="preserve"> </w:t>
+      </w:r>
+      <w:r>
+        <w:t xml:space="preserve"> </w:t>
+      </w:r>
+    </w:p>
+    <w:p>
+      <w:pPr>
+        <w:spacing w:after="29"/>
+        <w:ind w:left="0" w:right="287"/>
+      </w:pPr>
+      <w:r>
+        <w:t>Decentralized blockchain networks enable individuals from remote and rural areas to access secure and tamper-proof digital storage and transactions via mobile phones and internet-based platforms. This inclusion empowers individuals to securely store and transfer digital assets, including cryptocurrencies, without needing intermediaries such as banks or financial institutions.</w:t>
+      </w:r>
+      <w:r>
+        <w:rPr>
+          <w:sz w:val="14"/>
+        </w:rPr>
+        <w:t xml:space="preserve"/>
+      </w:r>
+      <w:r>
+        <w:t xml:space="preserve"/>
+      </w:r>
+    </w:p>
+    <w:p>
+      <w:pPr>
+        <w:spacing w:after="164" w:line="259" w:lineRule="auto"/>
+        <w:ind w:left="19" w:right="0" w:firstLine="0"/>
+        <w:jc w:val="left"/>
+      </w:pPr>
+      <w:r>
+        <w:rPr>
+          <w:sz w:val="14"/>
+        </w:rPr>
+        <w:t xml:space="preserve"> </w:t>
+      </w:r>
+      <w:r>
+        <w:t xml:space="preserve"> </w:t>
+      </w:r>
+    </w:p>
+    <w:p>
+      <w:pPr>
+        <w:pStyle w:val="Heading4"/>
+        <w:ind w:left="0"/>
+      </w:pPr>
+      <w:r>
+        <w:t xml:space="preserve">4. Cost Reduction for Businesses and Banks  </w:t>
+      </w:r>
+    </w:p>
+    <w:p>
+      <w:pPr>
+        <w:spacing w:after="29"/>
+        <w:ind w:left="0" w:right="287"/>
+      </w:pPr>
+      <w:r>
+        <w:t>The maintenance of blockchain networks and the storage of digital assets incur operational costs, including energy consumption, server maintenance, and network management. Implementing blockchain technology reduces these costs for businesses and institutions, enabling more efficient data synchronization and secure transaction processing.</w:t>
+      </w:r>
+      <w:r>
+        <w:rPr>
+          <w:sz w:val="14"/>
+        </w:rPr>
+        <w:t xml:space="preserve"/>
+      </w:r>
+      <w:r>
+        <w:t xml:space="preserve"/>
+      </w:r>
+    </w:p>
+    <w:p>
+      <w:pPr>
+        <w:spacing w:after="325" w:line="259" w:lineRule="auto"/>
+        <w:ind w:left="19" w:right="0" w:firstLine="0"/>
+        <w:jc w:val="left"/>
+      </w:pPr>
+      <w:r>
+        <w:rPr>
+          <w:sz w:val="14"/>
+        </w:rPr>
+        <w:t xml:space="preserve"> </w:t>
+      </w:r>
+      <w:r>
+        <w:t xml:space="preserve"> </w:t>
+      </w:r>
+    </w:p>
+    <w:p>
+      <w:pPr>
+        <w:pStyle w:val="Heading4"/>
+        <w:spacing w:after="1"/>
+        <w:ind w:left="0"/>
+      </w:pPr>
+      <w:r>
+        <w:t>5. Economic Growth and Efficiency</w:t>
+      </w:r>
+      <w:r>
+        <w:rPr>
+          <w:sz w:val="36"/>
+        </w:rPr>
+        <w:t xml:space="preserve"> </w:t>
+      </w:r>
+      <w:r>
+        <w:t xml:space="preserve"> </w:t>
+      </w:r>
+    </w:p>
+    <w:p>
+      <w:pPr>
+        <w:spacing w:after="32"/>
+        <w:ind w:left="0" w:right="287"/>
+      </w:pPr>
+      <w:r>
+        <w:t>The widespread adoption of blockchain technology facilitates a seamless transaction process, thereby reducing operational costs, enhancing security, and increasing the efficiency of various sectors. In turn, this enables governments to implement informed financial policies based on real-time transaction data, thereby optimizing overall economic performance.</w:t>
+      </w:r>
+      <w:r>
+        <w:rPr>
+          <w:b/>
+        </w:rPr>
+        <w:t/>
+      </w:r>
+      <w:r>
+        <w:rPr>
+          <w:b/>
+          <w:sz w:val="12"/>
+        </w:rPr>
+        <w:t xml:space="preserve"/>
+      </w:r>
+      <w:r>
+        <w:t xml:space="preserve"/>
+      </w:r>
+    </w:p>
+    <w:p>
+      <w:pPr>
+        <w:spacing w:after="174" w:line="259" w:lineRule="auto"/>
+        <w:ind w:left="19" w:right="0" w:firstLine="0"/>
+        <w:jc w:val="left"/>
+      </w:pPr>
+      <w:r>
+        <w:rPr>
+          <w:b/>
+          <w:sz w:val="12"/>
+        </w:rPr>
+        <w:t xml:space="preserve"> </w:t>
+      </w:r>
+      <w:r>
+        <w:t xml:space="preserve"> </w:t>
+      </w:r>
+    </w:p>
+    <w:p>
+      <w:pPr>
+        <w:pStyle w:val="Heading4"/>
+        <w:ind w:left="0"/>
+      </w:pPr>
+      <w:r>
+        <w:t xml:space="preserve">6. Global Integration and Cross-Border Transactions  </w:t>
+      </w:r>
+    </w:p>
+    <w:p>
+      <w:pPr>
+        <w:spacing w:after="30"/>
+        <w:ind w:left="0" w:right="287"/>
+      </w:pPr>
+      <w:r>
+        <w:t>Decentralized blockchain systems have transformed the way global transactions are conducted, enabling secure, efficient, and cost-effective money transfers across borders. The advent of cryptocurrencies and other digital asset transactions has also opened new avenues for cross-border trade, e-commerce, and international money transfers.</w:t>
+      </w:r>
+      <w:r>
+        <w:rPr>
+          <w:sz w:val="14"/>
+        </w:rPr>
+        <w:t xml:space="preserve"/>
+      </w:r>
+      <w:r>
+        <w:t xml:space="preserve"/>
+      </w:r>
+    </w:p>
+    <w:p>
+      <w:pPr>
+        <w:spacing w:after="168" w:line="259" w:lineRule="auto"/>
+        <w:ind w:left="19" w:right="0" w:firstLine="0"/>
+        <w:jc w:val="left"/>
+      </w:pPr>
+      <w:r>
+        <w:rPr>
+          <w:b/>
+          <w:sz w:val="14"/>
+        </w:rPr>
+        <w:t xml:space="preserve"> </w:t>
+      </w:r>
+      <w:r>
+        <w:t xml:space="preserve"> </w:t>
+      </w:r>
+    </w:p>
+    <w:p>
+      <w:pPr>
+        <w:pStyle w:val="Heading4"/>
+        <w:ind w:left="0"/>
+      </w:pPr>
+      <w:r>
+        <w:t xml:space="preserve">7. Government Efficiency and Digital Governance  </w:t>
+      </w:r>
+    </w:p>
+    <w:p>
+      <w:pPr>
+        <w:spacing w:after="232"/>
+        <w:ind w:left="0" w:right="287"/>
+      </w:pPr>
+      <w:r>
+        <w:t xml:space="preserve">Blockchain technology enables the secure and transparent distribution of cryptocurrency, providing citizens with efficient and tamper-proof access to their digital assets and eliminating intermediaries that can slow down transactions and increase costs.</w:t>
+      </w:r>
+    </w:p>
+    <w:p>
+      <w:pPr>
+        <w:spacing w:after="166" w:line="259" w:lineRule="auto"/>
+        <w:ind w:left="19" w:right="0" w:firstLine="0"/>
+        <w:jc w:val="left"/>
+      </w:pPr>
+      <w:r>
+        <w:rPr>
+          <w:b/>
+          <w:sz w:val="36"/>
+        </w:rPr>
+        <w:t xml:space="preserve">       </w:t>
+      </w:r>
+    </w:p>
+    <w:p>
+      <w:pPr>
+        <w:spacing w:after="164" w:line="259" w:lineRule="auto"/>
+        <w:ind w:left="19" w:right="0" w:firstLine="0"/>
+        <w:jc w:val="left"/>
+      </w:pPr>
+      <w:r>
+        <w:rPr>
+          <w:b/>
+          <w:sz w:val="36"/>
+        </w:rPr>
+        <w:t xml:space="preserve"> </w:t>
+      </w:r>
+    </w:p>
+    <w:p>
+      <w:pPr>
+        <w:spacing w:after="51" w:line="259" w:lineRule="auto"/>
+        <w:ind w:left="19" w:right="0" w:firstLine="0"/>
+        <w:jc w:val="left"/>
+      </w:pPr>
+      <w:r>
+        <w:rPr>
+          <w:b/>
+          <w:sz w:val="36"/>
+        </w:rPr>
+        <w:t xml:space="preserve"> </w:t>
+      </w:r>
+    </w:p>
+    <w:p>
+      <w:pPr>
+        <w:spacing w:after="0" w:line="259" w:lineRule="auto"/>
+        <w:ind w:left="19" w:right="0" w:firstLine="0"/>
+        <w:jc w:val="left"/>
+      </w:pPr>
+      <w:r>
+        <w:t xml:space="preserve"> </w:t>
+      </w:r>
+    </w:p>
+    <w:p>
+      <w:pPr>
+        <w:pStyle w:val="Heading3"/>
+        <w:ind w:left="0" w:right="0"/>
+      </w:pPr>
+      <w:r>
+        <w:lastRenderedPageBreak/>
+        <w:t xml:space="preserve">2. Feedback  </w:t>
+      </w:r>
+    </w:p>
+    <w:p>
+      <w:pPr>
+        <w:ind w:left="0" w:right="287"/>
+      </w:pPr>
+      <w:r>
+        <w:t xml:space="preserve">In Figure 2.1 feedback collected from blockchain developers and users highlights their growing awareness of the potential benefits and applications of decentralized blockchain technology. Many expressed a deeper understanding of how blockchain enhances security, transparency, and efficiency in financial transactions. Participants also showed enthusiasm for implementing blockchain-based solutions in their daily lives and businesses, citing benefits such as reduced costs, improved trust, and increased accountability. Their suggestions emphasized the need for more education and training programs, collaborative industry partnerships, and real-world case studies to further improve blockchain literacy and ensure a smooth integrationinto mainstream use.</w:t>
+      </w:r>
+    </w:p>
+    <w:p>
+      <w:pPr>
+        <w:spacing w:after="152" w:line="259" w:lineRule="auto"/>
+        <w:ind w:left="19" w:right="0" w:firstLine="0"/>
+        <w:jc w:val="left"/>
+      </w:pPr>
+      <w:r>
+        <w:t xml:space="preserve">  </w:t>
+      </w:r>
+    </w:p>
+    <w:p>
+      <w:pPr>
+        <w:spacing w:after="0" w:line="259" w:lineRule="auto"/>
+        <w:ind w:left="0" w:right="50" w:firstLine="0"/>
+        <w:jc w:val="right"/>
+      </w:pPr>
+      <w:r>
+        <w:rPr>
+          <w:noProof/>
+        </w:rPr>
+        <w:drawing>
+          <wp:inline distT="0" distB="0" distL="0" distR="0" wp14:anchorId="3AB31D13" wp14:editId="046F44F6">
+            <wp:extent cx="5486400" cy="3249295"/>
+            <wp:effectExtent l="0" t="0" r="0" b="0"/>
+            <wp:docPr id="474" name="Picture 474"/>
+            <wp:cNvGraphicFramePr/>
+            <a:graphic xmlns:a="http://schemas.openxmlformats.org/drawingml/2006/main">
+              <a:graphicData uri="http://schemas.openxmlformats.org/drawingml/2006/picture">
+                <pic:pic xmlns:pic="http://schemas.openxmlformats.org/drawingml/2006/picture">
+                  <pic:nvPicPr>
+                    <pic:cNvPr id="474" name="Picture 474"/>
+                    <pic:cNvPicPr/>
+                  </pic:nvPicPr>
+                  <pic:blipFill>
+                    <a:blip r:embed="rId13"/>
+                    <a:stretch>
+                      <a:fillRect/>
+                    </a:stretch>
+                  </pic:blipFill>
+                  <pic:spPr>
+                    <a:xfrm>
+                      <a:off x="0" y="0"/>
+                      <a:ext cx="5486400" cy="3249295"/>
+                    </a:xfrm>
+                    <a:prstGeom prst="rect">
+                      <a:avLst/>
+                    </a:prstGeom>
+                  </pic:spPr>
+                </pic:pic>
+              </a:graphicData>
+            </a:graphic>
+          </wp:inline>
+        </w:drawing>
+      </w:r>
+      <w:r>
+        <w:rPr>
+          <w:b/>
+          <w:sz w:val="36"/>
+        </w:rPr>
+        <w:t xml:space="preserve"> </w:t>
+      </w:r>
+      <w:r>
+        <w:t xml:space="preserve"> </w:t>
+      </w:r>
+    </w:p>
+    <w:p>
+      <w:pPr>
+        <w:spacing w:after="8" w:line="259" w:lineRule="auto"/>
+        <w:ind w:right="250"/>
+        <w:jc w:val="center"/>
+      </w:pPr>
+      <w:r>
+        <w:rPr>
+          <w:b/>
+          <w:sz w:val="20"/>
+        </w:rPr>
+        <w:t xml:space="preserve">Figure 2.1: Feedback  </w:t>
+      </w:r>
+      <w:r>
+        <w:t xml:space="preserve"> </w:t>
+      </w:r>
+    </w:p>
+    <w:p>
+      <w:pPr>
+        <w:spacing w:after="16" w:line="259" w:lineRule="auto"/>
+        <w:ind w:left="0" w:right="92" w:firstLine="0"/>
+        <w:jc w:val="center"/>
+      </w:pPr>
+      <w:r>
+        <w:rPr>
+          <w:b/>
+          <w:sz w:val="20"/>
+        </w:rPr>
+        <w:t xml:space="preserve"> </w:t>
+      </w:r>
+      <w:r>
+        <w:t xml:space="preserve"> </w:t>
+      </w:r>
+    </w:p>
+    <w:p>
+      <w:pPr>
+        <w:spacing w:after="16" w:line="259" w:lineRule="auto"/>
+        <w:ind w:left="0" w:right="92" w:firstLine="0"/>
+        <w:jc w:val="center"/>
+      </w:pPr>
+      <w:r>
+        <w:rPr>
+          <w:b/>
+          <w:sz w:val="20"/>
+        </w:rPr>
+        <w:t xml:space="preserve"> </w:t>
+      </w:r>
+      <w:r>
+        <w:t xml:space="preserve"> </w:t>
+      </w:r>
+    </w:p>
+    <w:p>
+      <w:pPr>
+        <w:spacing w:after="16" w:line="259" w:lineRule="auto"/>
+        <w:ind w:left="19" w:right="0" w:firstLine="0"/>
+        <w:jc w:val="left"/>
+      </w:pPr>
+      <w:r>
+        <w:rPr>
+          <w:b/>
+          <w:sz w:val="20"/>
+        </w:rPr>
+        <w:t xml:space="preserve"> </w:t>
+      </w:r>
+      <w:r>
+        <w:t xml:space="preserve"> </w:t>
+      </w:r>
+    </w:p>
+    <w:p>
+      <w:pPr>
+        <w:spacing w:after="225" w:line="259" w:lineRule="auto"/>
+        <w:ind w:left="19" w:right="0" w:firstLine="0"/>
+        <w:jc w:val="left"/>
+      </w:pPr>
+      <w:r>
+        <w:rPr>
+          <w:b/>
+          <w:sz w:val="20"/>
+        </w:rPr>
+        <w:t xml:space="preserve"> </w:t>
+      </w:r>
+      <w:r>
+        <w:t xml:space="preserve"> </w:t>
+      </w:r>
+    </w:p>
+    <w:p>
+      <w:pPr>
+        <w:spacing w:after="0" w:line="259" w:lineRule="auto"/>
+        <w:ind w:left="19" w:right="0" w:firstLine="0"/>
+        <w:jc w:val="left"/>
+      </w:pPr>
+      <w:r>
+        <w:rPr>
+          <w:b/>
+          <w:sz w:val="40"/>
+        </w:rPr>
+        <w:t xml:space="preserve"> </w:t>
+      </w:r>
+      <w:r>
+        <w:t xml:space="preserve"> </w:t>
+      </w:r>
+    </w:p>
+    <w:p>
+      <w:pPr>
+        <w:spacing w:after="0" w:line="259" w:lineRule="auto"/>
+        <w:ind w:left="19" w:right="0" w:firstLine="0"/>
+        <w:jc w:val="left"/>
+      </w:pPr>
+      <w:r>
+        <w:rPr>
+          <w:b/>
+          <w:sz w:val="40"/>
+        </w:rPr>
+        <w:t xml:space="preserve"> </w:t>
+      </w:r>
+      <w:r>
+        <w:t xml:space="preserve"> </w:t>
+      </w:r>
+    </w:p>
+    <w:p>
+      <w:pPr>
+        <w:spacing w:after="0" w:line="259" w:lineRule="auto"/>
+        <w:ind w:left="19" w:right="0" w:firstLine="0"/>
+        <w:jc w:val="left"/>
+      </w:pPr>
+      <w:r>
+        <w:rPr>
+          <w:b/>
+          <w:sz w:val="40"/>
+        </w:rPr>
+        <w:t xml:space="preserve"> </w:t>
+      </w:r>
+      <w:r>
+        <w:t xml:space="preserve"> </w:t>
+      </w:r>
+    </w:p>
+    <w:p>
+      <w:pPr>
+        <w:spacing w:after="0" w:line="259" w:lineRule="auto"/>
+        <w:ind w:left="19" w:right="0" w:firstLine="0"/>
+        <w:jc w:val="left"/>
+      </w:pPr>
+      <w:r>
+        <w:rPr>
+          <w:b/>
+          <w:sz w:val="40"/>
+        </w:rPr>
+        <w:t xml:space="preserve"> </w:t>
+      </w:r>
+      <w:r>
+        <w:t xml:space="preserve"> </w:t>
+      </w:r>
+    </w:p>
+    <w:p>
+      <w:pPr>
+        <w:spacing w:after="0" w:line="259" w:lineRule="auto"/>
+        <w:ind w:left="19" w:right="0" w:firstLine="0"/>
+        <w:jc w:val="left"/>
+      </w:pPr>
+      <w:r>
+        <w:rPr>
+          <w:b/>
+          <w:sz w:val="40"/>
+        </w:rPr>
+        <w:t xml:space="preserve"> </w:t>
+      </w:r>
+      <w:r>
+        <w:t xml:space="preserve"> </w:t>
+      </w:r>
+    </w:p>
+    <w:p>
+      <w:pPr>
+        <w:spacing w:after="0" w:line="255" w:lineRule="auto"/>
+        <w:ind w:left="19" w:right="8733" w:firstLine="0"/>
+        <w:jc w:val="left"/>
+        <w:rPr>
+          <w:b/>
+          <w:sz w:val="40"/>
+        </w:rPr>
+      </w:pPr>
+      <w:r>
+        <w:rPr>
+          <w:b/>
+          <w:sz w:val="40"/>
+        </w:rPr>
+        <w:t xml:space="preserve"> </w:t>
+      </w:r>
+      <w:r>
+        <w:t xml:space="preserve"> </w:t>
+      </w:r>
+      <w:r>
+        <w:rPr>
+          <w:b/>
+          <w:sz w:val="40"/>
+        </w:rPr>
+        <w:t xml:space="preserve">  </w:t>
+      </w:r>
+    </w:p>
+    <w:p>
+      <w:pPr>
+        <w:spacing w:after="0" w:line="255" w:lineRule="auto"/>
+        <w:ind w:left="19" w:right="8733" w:firstLine="0"/>
+        <w:jc w:val="left"/>
+      </w:pPr>
+    </w:p>
+    <w:p>
+      <w:pPr>
+        <w:spacing w:after="73" w:line="259" w:lineRule="auto"/>
+        <w:ind w:left="19" w:right="0" w:firstLine="0"/>
+        <w:jc w:val="left"/>
+      </w:pPr>
+      <w:r>
+        <w:t xml:space="preserve"> </w:t>
+      </w:r>
+    </w:p>
+    <w:p>
+      <w:pPr>
+        <w:spacing w:after="0" w:line="259" w:lineRule="auto"/>
+        <w:ind w:left="19" w:right="0" w:firstLine="0"/>
+        <w:jc w:val="left"/>
+      </w:pPr>
+      <w:r>
+        <w:rPr>
+          <w:b/>
+          <w:sz w:val="40"/>
+        </w:rPr>
+        <w:t xml:space="preserve"> </w:t>
+      </w:r>
+      <w:r>
+        <w:t xml:space="preserve"> </w:t>
+      </w:r>
+    </w:p>
+    <w:p>
+      <w:pPr>
+        <w:pStyle w:val="Heading3"/>
+        <w:ind w:left="0" w:right="0"/>
+      </w:pPr>
+      <w:r>
+        <w:lastRenderedPageBreak/>
+        <w:t xml:space="preserve">3. Conclusion  </w:t>
+      </w:r>
+    </w:p>
+    <w:p>
+      <w:pPr>
+        <w:ind w:left="0" w:right="287"/>
+      </w:pPr>
+      <w:r>
+        <w:t xml:space="preserve">The widespread adoption of blockchain technology has the potential to revolutionize the way financial transactions are conducted. By leveraging a decentralized and secure database, blockchain enables fast, reliable, and transparent transactions that can empower individuals and businesses to participate fully in the global economy. This can lead to increased financial inclusion, reduced corruption, and accelerated economic growth.</w:t>
+      </w:r>
+    </w:p>
+    <w:p>
+      <w:pPr>
+        <w:ind w:left="0" w:right="287"/>
+      </w:pPr>
+      <w:r>
+        <w:t xml:space="preserve">However, the realization of a blockchain-based financial ecosystem faces several key challenges. Ensuring the security and integrity of blockchain networks, developing robust infrastructure, and improving user interface and adoption rates are crucial to overcome existing hurdles. Collaboration among governments, financial institutions, and technology providers is essential to create policies and frameworks that encourage widespread adoption, especially in underserved regions and communities.</w:t>
+      </w:r>
+    </w:p>
+    <w:p>
+      <w:pPr>
+        <w:ind w:left="0" w:right="287"/>
+      </w:pPr>
+      <w:r>
+        <w:t xml:space="preserve">Advances in blockchain and cryptographic technologies are expected to drive the future of digital transactions, fostering a secure, transparent, and resilient financial landscape. A highly digitized economy enabled by blockchain can promote sustainability, stimulate economic growth, and enhance global connectivity, ultimately benefiting individuals, businesses, and governments worldwide.</w:t>
+      </w:r>
+    </w:p>
+    <w:p>
+      <w:pPr>
+        <w:spacing w:after="192" w:line="259" w:lineRule="auto"/>
+        <w:ind w:left="19" w:right="0" w:firstLine="0"/>
+        <w:jc w:val="left"/>
+      </w:pPr>
+      <w:r>
+        <w:t xml:space="preserve">  </w:t>
+      </w:r>
+    </w:p>
+    <w:p>
+      <w:pPr>
+        <w:pStyle w:val="Heading3"/>
+        <w:ind w:left="0" w:right="0"/>
+      </w:pPr>
+      <w:r>
+        <w:t xml:space="preserve">3. Experience Gained  </w:t>
+      </w:r>
+    </w:p>
+    <w:p>
+      <w:pPr>
+        <w:ind w:left="0" w:right="287"/>
+      </w:pPr>
+      <w:r>
+        <w:t xml:space="preserve">Participating in a project that implemented a blockchain-based supply chain management system offered a hands-on learning experience about the real-world applications of distributed ledger technology. Observing how stakeholders adapted to blockchain-enabled transparency and verification highlighted both the benefits and challenges of transitioning from traditional transaction methods. It was insightful to see how blockchain improved efficiency and security while also identifying initial hurdles such as scalability issues and the need for industry-wide adoption.</w:t>
+      </w:r>
+    </w:p>
+    <w:p>
+      <w:pPr>
+        <w:ind w:left="0" w:right="287"/>
+      </w:pPr>
+      <w:r>
+        <w:t xml:space="preserve">Interacting with stakeholders involved in the project enhanced communication skills, as we explained the advantages of blockchain-based systems and addressed concerns about decentralization and data ownership. This experience also improved problem-solving abilities by discussing potential solutions to challenges like network interoperability issues and customer hesitation in adopting blockchain-enabled solutions.</w:t>
+      </w:r>
+    </w:p>
+    <w:p>
+      <w:pPr>
+        <w:spacing w:after="112" w:line="259" w:lineRule="auto"/>
+        <w:ind w:left="19" w:right="0" w:firstLine="0"/>
+        <w:jc w:val="left"/>
+      </w:pPr>
+      <w:r>
+        <w:t xml:space="preserve">  </w:t>
+      </w:r>
+    </w:p>
+    <w:p>
+      <w:pPr>
+        <w:spacing w:after="108" w:line="259" w:lineRule="auto"/>
+        <w:ind w:left="19" w:right="0" w:firstLine="0"/>
+        <w:jc w:val="left"/>
+      </w:pPr>
+      <w:r>
+        <w:t xml:space="preserve">  </w:t>
+      </w:r>
+    </w:p>
+    <w:p>
+      <w:pPr>
+        <w:spacing w:after="112" w:line="259" w:lineRule="auto"/>
+        <w:ind w:left="19" w:right="0" w:firstLine="0"/>
+        <w:jc w:val="left"/>
+      </w:pPr>
+      <w:r>
+        <w:t xml:space="preserve">  </w:t>
+      </w:r>
+    </w:p>
+    <w:p>
+      <w:pPr>
+        <w:spacing w:after="110" w:line="259" w:lineRule="auto"/>
+        <w:ind w:left="19" w:right="0" w:firstLine="0"/>
+        <w:jc w:val="left"/>
+      </w:pPr>
+      <w:r>
+        <w:t xml:space="preserve">  </w:t>
+      </w:r>
+    </w:p>
+    <w:p>
+      <w:pPr>
+        <w:spacing w:after="110" w:line="259" w:lineRule="auto"/>
+        <w:ind w:left="19" w:right="0" w:firstLine="0"/>
+        <w:jc w:val="left"/>
+      </w:pPr>
+    </w:p>
+    <w:p>
+      <w:pPr>
+        <w:spacing w:after="110" w:line="259" w:lineRule="auto"/>
+        <w:ind w:left="19" w:right="0" w:firstLine="0"/>
+        <w:jc w:val="left"/>
+      </w:pPr>
+    </w:p>
+    <w:p>
+      <w:pPr>
+        <w:spacing w:after="0" w:line="259" w:lineRule="auto"/>
+        <w:ind w:left="19" w:right="0" w:firstLine="0"/>
+        <w:jc w:val="left"/>
+      </w:pPr>
+      <w:r>
+        <w:lastRenderedPageBreak/>
+        <w:t xml:space="preserve">  </w:t>
+      </w:r>
+    </w:p>
+    <w:p>
+      <w:pPr>
+        <w:pStyle w:val="Heading3"/>
+        <w:ind w:left="0" w:right="0"/>
+      </w:pPr>
+      <w:r>
+        <w:t xml:space="preserve">4. Social Activity Photos  </w:t>
+      </w:r>
+    </w:p>
+    <w:p>
+      <w:pPr>
+        <w:spacing w:after="290"/>
+        <w:ind w:left="0" w:right="287"/>
+      </w:pPr>
+      <w:r>
+        <w:t xml:space="preserve">Figure 4.1 illustrates an individual familiarizing themselves with blockchain technology and exemplifying how it facilitates secure and transparent cryptocurrency transactions.</w:t>
+      </w:r>
+    </w:p>
+    <w:p>
+      <w:pPr>
+        <w:spacing w:after="0" w:line="259" w:lineRule="auto"/>
+        <w:ind w:left="86" w:right="0" w:firstLine="0"/>
+        <w:jc w:val="left"/>
+      </w:pPr>
+      <w:r>
+        <w:rPr>
+          <w:b/>
+        </w:rPr>
+        <w:t xml:space="preserve"> </w:t>
+      </w:r>
+      <w:r>
+        <w:rPr>
+          <w:b/>
+        </w:rPr>
+        <w:tab/>
+      </w:r>
+      <w:r>
+        <w:t xml:space="preserve"> </w:t>
+      </w:r>
+      <w:r>
+        <w:tab/>
+        <w:t xml:space="preserve"> </w:t>
+      </w:r>
+      <w:r>
+        <w:tab/>
+        <w:t xml:space="preserve"> </w:t>
+      </w:r>
+      <w:r>
+        <w:tab/>
+        <w:t xml:space="preserve"> </w:t>
+      </w:r>
+      <w:r>
+        <w:tab/>
+        <w:t xml:space="preserve"> </w:t>
+      </w:r>
+      <w:r>
+        <w:tab/>
+        <w:t xml:space="preserve"> </w:t>
+      </w:r>
+      <w:r>
+        <w:tab/>
+        <w:t xml:space="preserve"> </w:t>
+      </w:r>
+      <w:r>
+        <w:tab/>
+        <w:t xml:space="preserve"> </w:t>
+      </w:r>
+      <w:r>
+        <w:tab/>
+        <w:t xml:space="preserve"> </w:t>
+      </w:r>
+    </w:p>
+    <w:p>
+      <w:pPr>
+        <w:spacing w:after="147" w:line="259" w:lineRule="auto"/>
+        <w:ind w:left="0" w:right="17" w:firstLine="0"/>
+        <w:jc w:val="right"/>
+      </w:pPr>
+      <w:r>
+        <w:rPr>
+          <w:noProof/>
+        </w:rPr>
+        <w:drawing>
+          <wp:inline distT="0" distB="0" distL="0" distR="0" wp14:anchorId="3BB549CA" wp14:editId="34DC9B9B">
+            <wp:extent cx="5581650" cy="4186555"/>
+            <wp:effectExtent l="0" t="0" r="0" b="0"/>
+            <wp:docPr id="609" name="Picture 609"/>
+            <wp:cNvGraphicFramePr/>
+            <a:graphic xmlns:a="http://schemas.openxmlformats.org/drawingml/2006/main">
+              <a:graphicData uri="http://schemas.openxmlformats.org/drawingml/2006/picture">
+                <pic:pic xmlns:pic="http://schemas.openxmlformats.org/drawingml/2006/picture">
+                  <pic:nvPicPr>
+                    <pic:cNvPr id="609" name="Picture 609"/>
+                    <pic:cNvPicPr/>
+                  </pic:nvPicPr>
+                  <pic:blipFill>
+                    <a:blip r:embed="rId14"/>
+                    <a:stretch>
+                      <a:fillRect/>
+                    </a:stretch>
+                  </pic:blipFill>
+                  <pic:spPr>
+                    <a:xfrm>
+                      <a:off x="0" y="0"/>
+                      <a:ext cx="5581650" cy="4186555"/>
+                    </a:xfrm>
+                    <a:prstGeom prst="rect">
+                      <a:avLst/>
+                    </a:prstGeom>
+                  </pic:spPr>
+                </pic:pic>
+              </a:graphicData>
+            </a:graphic>
+          </wp:inline>
+        </w:drawing>
+      </w:r>
+      <w:r>
+        <w:t xml:space="preserve"> </w:t>
+      </w:r>
+    </w:p>
+    <w:p>
+      <w:pPr>
+        <w:spacing w:after="0" w:line="259" w:lineRule="auto"/>
+        <w:ind w:left="0" w:right="0" w:firstLine="0"/>
+        <w:jc w:val="right"/>
+      </w:pPr>
+      <w:r>
+        <w:rPr>
+          <w:b/>
+          <w:sz w:val="40"/>
+        </w:rPr>
+        <w:t xml:space="preserve"> </w:t>
+      </w:r>
+      <w:r>
+        <w:t xml:space="preserve"> </w:t>
+      </w:r>
+    </w:p>
+    <w:p>
+      <w:pPr>
+        <w:spacing w:after="99" w:line="259" w:lineRule="auto"/>
+        <w:ind w:right="296"/>
+        <w:jc w:val="center"/>
+      </w:pPr>
+      <w:r>
+        <w:rPr>
+          <w:b/>
+          <w:sz w:val="20"/>
+        </w:rPr>
+        <w:t xml:space="preserve">Figure 5.1: Presenting the topic </w:t>
+      </w:r>
+      <w:r>
+        <w:t xml:space="preserve"> </w:t>
+      </w:r>
+    </w:p>
+    <w:p>
+      <w:pPr>
+        <w:spacing w:after="295" w:line="259" w:lineRule="auto"/>
+        <w:ind w:left="19" w:right="0" w:firstLine="0"/>
+        <w:jc w:val="left"/>
+      </w:pPr>
+      <w:r>
+        <w:rPr>
+          <w:b/>
+          <w:sz w:val="20"/>
+        </w:rPr>
+        <w:t xml:space="preserve"> </w:t>
+      </w:r>
+      <w:r>
+        <w:t xml:space="preserve"> </w:t>
+      </w:r>
+    </w:p>
+    <w:p>
+      <w:pPr>
+        <w:spacing w:after="0" w:line="259" w:lineRule="auto"/>
+        <w:ind w:left="19" w:right="0" w:firstLine="0"/>
+        <w:jc w:val="left"/>
+      </w:pPr>
+      <w:r>
+        <w:rPr>
+          <w:b/>
+          <w:sz w:val="40"/>
+        </w:rPr>
+        <w:t xml:space="preserve">          </w:t>
+      </w:r>
+      <w:r>
+        <w:t xml:space="preserve"> </w:t>
+      </w:r>
+    </w:p>
+    <w:p>
+      <w:pPr>
+        <w:spacing w:after="112" w:line="259" w:lineRule="auto"/>
+        <w:ind w:left="19" w:right="0" w:firstLine="0"/>
+        <w:jc w:val="left"/>
+      </w:pPr>
+      <w:r>
+        <w:rPr>
+          <w:b/>
+          <w:sz w:val="20"/>
+        </w:rPr>
+        <w:t xml:space="preserve"> </w:t>
+      </w:r>
+      <w:r>
+        <w:t xml:space="preserve"> </w:t>
+      </w:r>
+    </w:p>
+    <w:p>
+      <w:pPr>
+        <w:spacing w:after="114" w:line="259" w:lineRule="auto"/>
+        <w:ind w:left="19" w:right="0" w:firstLine="0"/>
+        <w:jc w:val="left"/>
+      </w:pPr>
+      <w:r>
+        <w:rPr>
+          <w:b/>
+          <w:sz w:val="20"/>
+        </w:rPr>
+        <w:t xml:space="preserve"> </w:t>
+      </w:r>
+      <w:r>
+        <w:t xml:space="preserve"> </w:t>
+      </w:r>
+    </w:p>
+    <w:p>
+      <w:pPr>
+        <w:spacing w:after="118" w:line="259" w:lineRule="auto"/>
+        <w:ind w:left="19" w:right="0" w:firstLine="0"/>
+        <w:jc w:val="left"/>
+      </w:pPr>
+      <w:r>
+        <w:rPr>
+          <w:b/>
+          <w:sz w:val="20"/>
+        </w:rPr>
+        <w:t xml:space="preserve"> </w:t>
+      </w:r>
+      <w:r>
+        <w:t xml:space="preserve"> </w:t>
+      </w:r>
+    </w:p>
+    <w:p>
+      <w:pPr>
+        <w:spacing w:after="132" w:line="259" w:lineRule="auto"/>
+        <w:ind w:left="19" w:right="0" w:firstLine="0"/>
+        <w:jc w:val="left"/>
+      </w:pPr>
+      <w:r>
+        <w:rPr>
+          <w:b/>
+          <w:sz w:val="20"/>
+        </w:rPr>
+        <w:t xml:space="preserve">  </w:t>
+      </w:r>
+      <w:r>
+        <w:t xml:space="preserve"> </w:t>
+      </w:r>
+    </w:p>
+    <w:p>
+      <w:pPr>
+        <w:spacing w:after="112" w:line="259" w:lineRule="auto"/>
+        <w:ind w:left="19" w:right="0" w:firstLine="0"/>
+        <w:jc w:val="left"/>
+      </w:pPr>
+      <w:r>
+        <w:rPr>
+          <w:b/>
+          <w:sz w:val="20"/>
+        </w:rPr>
+        <w:t xml:space="preserve"> </w:t>
+      </w:r>
+      <w:r>
+        <w:t xml:space="preserve"> </w:t>
+      </w:r>
+    </w:p>
+    <w:p>
+      <w:pPr>
+        <w:spacing w:after="117" w:line="259" w:lineRule="auto"/>
+        <w:ind w:left="19" w:right="0" w:firstLine="0"/>
+        <w:jc w:val="left"/>
+      </w:pPr>
+      <w:r>
+        <w:rPr>
+          <w:b/>
+          <w:sz w:val="20"/>
+        </w:rPr>
+        <w:t xml:space="preserve"> </w:t>
+      </w:r>
+      <w:r>
+        <w:t xml:space="preserve"> </w:t>
+      </w:r>
+    </w:p>
+    <w:p>
+      <w:pPr>
+        <w:spacing w:after="132" w:line="259" w:lineRule="auto"/>
+        <w:ind w:left="19" w:right="0" w:firstLine="0"/>
+        <w:jc w:val="left"/>
+      </w:pPr>
+      <w:r>
+        <w:rPr>
+          <w:b/>
+          <w:sz w:val="20"/>
+        </w:rPr>
+        <w:t xml:space="preserve">  </w:t>
+      </w:r>
+      <w:r>
+        <w:t xml:space="preserve"> </w:t>
+      </w:r>
+    </w:p>
+    <w:p>
+      <w:pPr>
+        <w:spacing w:after="132" w:line="259" w:lineRule="auto"/>
+        <w:ind w:left="19" w:right="0" w:firstLine="0"/>
+        <w:jc w:val="left"/>
+      </w:pPr>
+    </w:p>
+    <w:p>
+      <w:pPr>
+        <w:spacing w:after="112" w:line="259" w:lineRule="auto"/>
+        <w:ind w:left="19" w:right="0" w:firstLine="0"/>
+        <w:jc w:val="left"/>
+      </w:pPr>
+      <w:r>
+        <w:rPr>
+          <w:b/>
+          <w:sz w:val="20"/>
+        </w:rPr>
+        <w:t xml:space="preserve"> </w:t>
+      </w:r>
+      <w:r>
+        <w:t xml:space="preserve"> </w:t>
+      </w:r>
+    </w:p>
+    <w:p>
+      <w:pPr>
+        <w:spacing w:after="111" w:line="259" w:lineRule="auto"/>
+        <w:ind w:left="19" w:right="0" w:firstLine="0"/>
+        <w:jc w:val="left"/>
+      </w:pPr>
+      <w:r>
+        <w:rPr>
+          <w:b/>
+          <w:sz w:val="20"/>
+        </w:rPr>
+        <w:lastRenderedPageBreak/>
+        <w:t xml:space="preserve"> </w:t>
+      </w:r>
+      <w:r>
+        <w:t xml:space="preserve"> </w:t>
+      </w:r>
+    </w:p>
+    <w:p>
+      <w:pPr>
+        <w:spacing w:after="0" w:line="259" w:lineRule="auto"/>
+        <w:ind w:left="19" w:right="0" w:firstLine="0"/>
+        <w:jc w:val="left"/>
+      </w:pPr>
+      <w:r>
+        <w:rPr>
+          <w:b/>
+          <w:sz w:val="20"/>
+        </w:rPr>
+        <w:t xml:space="preserve"> </w:t>
+      </w:r>
+      <w:r>
+        <w:t xml:space="preserve"> </w:t>
+      </w:r>
+    </w:p>
+    <w:p>
+      <w:pPr>
+        <w:spacing w:after="0" w:line="259" w:lineRule="auto"/>
+        <w:ind w:left="19" w:right="0" w:firstLine="0"/>
+        <w:jc w:val="left"/>
+      </w:pPr>
+      <w:r>
+        <w:rPr>
+          <w:b/>
+          <w:sz w:val="32"/>
+        </w:rPr>
+        <w:t xml:space="preserve"> </w:t>
+      </w:r>
+      <w:r>
+        <w:t xml:space="preserve"> </w:t>
+      </w:r>
+    </w:p>
+    <w:p>
+      <w:pPr>
+        <w:pStyle w:val="Heading3"/>
+        <w:spacing w:after="1"/>
+        <w:ind w:left="446" w:right="0" w:firstLine="0"/>
+      </w:pPr>
+      <w:r>
+        <w:rPr>
+          <w:sz w:val="32"/>
+        </w:rPr>
+        <w:t xml:space="preserve">                              DECLARATION </w:t>
+      </w:r>
+      <w:r>
+        <w:t xml:space="preserve"> </w:t>
+      </w:r>
+    </w:p>
+    <w:p>
+      <w:pPr>
+        <w:ind w:left="0" w:right="287"/>
+      </w:pPr>
+      <w:r>
+        <w:t xml:space="preserve">I hereby declare that the above social activity </w:t>
+      </w:r>
+      <w:r>
+        <w:rPr>
+          <w:b/>
+        </w:rPr>
+        <w:t xml:space="preserve">“Facilitating Digitized Money Transactions” </w:t>
+      </w:r>
+      <w:r>
+        <w:t xml:space="preserve">has been carried out as a part of AICTE Social Activity Program.  </w:t>
+      </w:r>
+    </w:p>
+    <w:p>
+      <w:pPr>
+        <w:spacing w:after="112" w:line="259" w:lineRule="auto"/>
+        <w:ind w:left="19" w:right="0" w:firstLine="0"/>
+        <w:jc w:val="left"/>
+      </w:pPr>
+      <w:r>
+        <w:rPr>
+          <w:sz w:val="20"/>
+        </w:rPr>
+        <w:t xml:space="preserve">  </w:t>
+      </w:r>
+      <w:r>
+        <w:t xml:space="preserve"> </w:t>
+      </w:r>
+    </w:p>
+    <w:p>
+      <w:pPr>
+        <w:spacing w:after="108" w:line="259" w:lineRule="auto"/>
+        <w:ind w:left="19" w:right="0" w:firstLine="0"/>
+        <w:jc w:val="left"/>
+      </w:pPr>
+      <w:r>
+        <w:rPr>
+          <w:sz w:val="20"/>
+        </w:rPr>
+        <w:t xml:space="preserve"> </w:t>
+      </w:r>
+      <w:r>
+        <w:t xml:space="preserve"> </w:t>
+      </w:r>
+    </w:p>
+    <w:p>
+      <w:pPr>
+        <w:spacing w:after="133" w:line="259" w:lineRule="auto"/>
+        <w:ind w:left="19" w:right="0" w:firstLine="0"/>
+        <w:jc w:val="left"/>
+      </w:pPr>
+      <w:r>
+        <w:rPr>
+          <w:sz w:val="20"/>
+        </w:rPr>
+        <w:t xml:space="preserve"> </w:t>
+      </w:r>
+      <w:r>
+        <w:t xml:space="preserve"> </w:t>
+      </w:r>
+    </w:p>
+    <w:p>
+      <w:pPr>
+        <w:spacing w:after="171" w:line="259" w:lineRule="auto"/>
+        <w:ind w:left="19" w:right="0" w:firstLine="0"/>
+        <w:jc w:val="left"/>
+      </w:pPr>
+      <w:r>
+        <w:t xml:space="preserve">  </w:t>
+      </w:r>
+    </w:p>
+    <w:p>
+      <w:pPr>
+        <w:tabs>
+          <w:tab w:val="center" w:pos="3620"/>
+          <w:tab w:val="center" w:pos="4340"/>
+          <w:tab w:val="center" w:pos="6155"/>
+        </w:tabs>
+        <w:spacing w:after="321" w:line="259" w:lineRule="auto"/>
+        <w:ind w:left="-10" w:right="0" w:firstLine="0"/>
+        <w:jc w:val="left"/>
+      </w:pPr>
+      <w:r>
+        <w:t xml:space="preserve">Date: 14-05-2026                        </w:t>
+      </w:r>
+      <w:proofErr w:type="gramStart"/>
+      <w:r>
+        <w:tab/>
+        <w:t xml:space="preserve">  </w:t>
+      </w:r>
+      <w:r>
+        <w:tab/>
+      </w:r>
+      <w:proofErr w:type="gramEnd"/>
+      <w:r>
+        <w:t xml:space="preserve">  </w:t>
+      </w:r>
+      <w:r>
+        <w:tab/>
+        <w:t xml:space="preserve">                    Signature:  </w:t>
+      </w:r>
+    </w:p>
+    <w:p>
+      <w:pPr>
+        <w:tabs>
+          <w:tab w:val="center" w:pos="4340"/>
+          <w:tab w:val="right" w:pos="8954"/>
+        </w:tabs>
+        <w:spacing w:after="263" w:line="259" w:lineRule="auto"/>
+        <w:ind w:left="-10" w:right="0" w:firstLine="0"/>
+        <w:jc w:val="center"/>
+      </w:pPr>
+      <w:r>
+        <w:t xml:space="preserve">                                                                                                   </w:t>
+      </w:r>
+      <w:r>
+        <w:t>Name: Raghavendra Oppari</w:t>
+      </w:r>
+    </w:p>
+    <w:p>
+      <w:pPr>
+        <w:spacing w:after="252" w:line="259" w:lineRule="auto"/>
+        <w:ind w:left="0" w:right="287"/>
+      </w:pPr>
+      <w:r>
+        <w:t xml:space="preserve">                                                                                                      USN: 4SU23CS072  </w:t>
+      </w:r>
+    </w:p>
+    <w:p>
+      <w:pPr>
+        <w:spacing w:after="85" w:line="259" w:lineRule="auto"/>
+        <w:ind w:left="19" w:right="0" w:firstLine="0"/>
+        <w:jc w:val="left"/>
+      </w:pPr>
+      <w:r>
+        <w:t xml:space="preserve">  </w:t>
+      </w:r>
+    </w:p>
+    <w:p>
+      <w:pPr>
+        <w:spacing w:after="118" w:line="259" w:lineRule="auto"/>
+        <w:ind w:left="0" w:right="135" w:firstLine="0"/>
+        <w:jc w:val="center"/>
+      </w:pPr>
+      <w:r>
+        <w:rPr>
+          <w:sz w:val="20"/>
+        </w:rPr>
+        <w:t xml:space="preserve"> </w:t>
+      </w:r>
+      <w:r>
+        <w:t xml:space="preserve"> </w:t>
+      </w:r>
+    </w:p>
+    <w:p>
+      <w:pPr>
+        <w:spacing w:after="141" w:line="259" w:lineRule="auto"/>
+        <w:ind w:left="0" w:right="34" w:firstLine="0"/>
+        <w:jc w:val="center"/>
+      </w:pPr>
+      <w:r>
+        <w:rPr>
+          <w:sz w:val="20"/>
+        </w:rPr>
+        <w:t xml:space="preserve">   </w:t>
+      </w:r>
+      <w:r>
+        <w:t xml:space="preserve"> </w:t>
+      </w:r>
+    </w:p>
+    <w:p>
+      <w:pPr>
+        <w:spacing w:after="329" w:line="259" w:lineRule="auto"/>
+        <w:ind w:left="0" w:right="135" w:firstLine="0"/>
+        <w:jc w:val="center"/>
+      </w:pPr>
+      <w:r>
+        <w:rPr>
+          <w:sz w:val="20"/>
+        </w:rPr>
+        <w:t xml:space="preserve"> </w:t>
+      </w:r>
+      <w:r>
+        <w:t xml:space="preserve"> </w:t>
+      </w:r>
+    </w:p>
+    <w:p>
+      <w:pPr>
+        <w:spacing w:after="0" w:line="259" w:lineRule="auto"/>
+        <w:ind w:left="0" w:right="31" w:firstLine="0"/>
+        <w:jc w:val="center"/>
+      </w:pPr>
+      <w:r>
+        <w:rPr>
+          <w:b/>
+          <w:sz w:val="40"/>
+        </w:rPr>
+        <w:t xml:space="preserve"> </w:t>
+      </w:r>
+      <w:r>
+        <w:t xml:space="preserve"> </w:t>
+      </w:r>
+    </w:p>
     <w:sectPr>
       <w:footerReference w:type="even" r:id="rId15"/>
       <w:footerReference w:type="default" r:id="rId16"/>
